--- a/Assets/Game_Design/별관 편 레벨 디자인.docx
+++ b/Assets/Game_Design/별관 편 레벨 디자인.docx
@@ -14,33 +14,59 @@
           <w:szCs w:val="46"/>
         </w:rPr>
       </w:pPr>
-      <w:bookmarkStart w:colFirst="0" w:colLast="0" w:name="_kwydhbkn4440" w:id="0"/>
+      <w:bookmarkStart w:colFirst="0" w:colLast="0" w:name="_heading=h.bq0wkcb82muy" w:id="0"/>
       <w:bookmarkEnd w:id="0"/>
-      <w:r>
-        <w:rPr>
-          <w:rFonts w:ascii="Arial Unicode MS" w:cs="Arial Unicode MS" w:eastAsia="Arial Unicode MS" w:hAnsi="Arial Unicode MS"/>
+      <w:sdt>
+        <w:sdtPr>
+          <w:id w:val="-27602353"/>
+          <w:tag w:val="goog_rdk_0"/>
+        </w:sdtPr>
+        <w:sdtContent>
+          <w:r>
+            <w:rPr>
+              <w:rFonts w:ascii="Arial Unicode MS" w:cs="Arial Unicode MS" w:eastAsia="Arial Unicode MS" w:hAnsi="Arial Unicode MS"/>
+              <w:b w:val="1"/>
+              <w:sz w:val="46"/>
+              <w:szCs w:val="46"/>
+              <w:rtl w:val="0"/>
+            </w:rPr>
+            <w:t xml:space="preserve">별관 편 레벨 디자인</w:t>
+          </w:r>
+        </w:sdtContent>
+      </w:sdt>
+      <w:r>
+        <w:rPr>
+          <w:rtl w:val="0"/>
+        </w:rPr>
+      </w:r>
+    </w:p>
+    <w:p>
+      <w:pPr>
+        <w:spacing w:after="240" w:before="240" w:lineRule="auto"/>
+        <w:rPr>
           <w:b w:val="1"/>
-          <w:sz w:val="46"/>
-          <w:szCs w:val="46"/>
-          <w:rtl w:val="0"/>
-        </w:rPr>
-        <w:t xml:space="preserve">별관 편 레벨 디자인</w:t>
-      </w:r>
-    </w:p>
-    <w:p>
-      <w:pPr>
-        <w:spacing w:after="240" w:before="240" w:lineRule="auto"/>
-        <w:rPr>
-          <w:b w:val="1"/>
-        </w:rPr>
-      </w:pPr>
-      <w:r>
-        <w:rPr>
-          <w:rFonts w:ascii="Arial Unicode MS" w:cs="Arial Unicode MS" w:eastAsia="Arial Unicode MS" w:hAnsi="Arial Unicode MS"/>
-          <w:b w:val="1"/>
-          <w:rtl w:val="0"/>
-        </w:rPr>
-        <w:t xml:space="preserve">시작</w:t>
+        </w:rPr>
+      </w:pPr>
+      <w:sdt>
+        <w:sdtPr>
+          <w:id w:val="-1070511234"/>
+          <w:tag w:val="goog_rdk_1"/>
+        </w:sdtPr>
+        <w:sdtContent>
+          <w:r>
+            <w:rPr>
+              <w:rFonts w:ascii="Arial Unicode MS" w:cs="Arial Unicode MS" w:eastAsia="Arial Unicode MS" w:hAnsi="Arial Unicode MS"/>
+              <w:b w:val="1"/>
+              <w:rtl w:val="0"/>
+            </w:rPr>
+            <w:t xml:space="preserve">시작</w:t>
+          </w:r>
+        </w:sdtContent>
+      </w:sdt>
+      <w:r>
+        <w:rPr>
+          <w:rtl w:val="0"/>
+        </w:rPr>
       </w:r>
     </w:p>
     <w:p>
@@ -49,31 +75,61 @@
           <w:ilvl w:val="0"/>
           <w:numId w:val="3"/>
         </w:numPr>
-        <w:spacing w:after="0" w:afterAutospacing="0" w:before="240" w:lineRule="auto"/>
+        <w:spacing w:after="0" w:before="240" w:lineRule="auto"/>
         <w:ind w:left="720" w:hanging="360"/>
-      </w:pPr>
-      <w:r>
-        <w:rPr>
-          <w:rFonts w:ascii="Arial Unicode MS" w:cs="Arial Unicode MS" w:eastAsia="Arial Unicode MS" w:hAnsi="Arial Unicode MS"/>
-          <w:rtl w:val="0"/>
-        </w:rPr>
-        <w:t xml:space="preserve">플레이어는 </w:t>
-      </w:r>
-      <w:r>
-        <w:rPr>
-          <w:rFonts w:ascii="Arial Unicode MS" w:cs="Arial Unicode MS" w:eastAsia="Arial Unicode MS" w:hAnsi="Arial Unicode MS"/>
-          <w:b w:val="1"/>
-          <w:rtl w:val="0"/>
-        </w:rPr>
-        <w:t xml:space="preserve">본관의 커다란 침실(본관 보스 제압 후 컷씬)</w:t>
-      </w:r>
-      <w:r>
-        <w:rPr>
-          <w:rFonts w:ascii="Arial Unicode MS" w:cs="Arial Unicode MS" w:eastAsia="Arial Unicode MS" w:hAnsi="Arial Unicode MS"/>
-          <w:rtl w:val="0"/>
-        </w:rPr>
-        <w:t xml:space="preserve"> 에서 시작</w:t>
-        <w:br w:type="textWrapping"/>
+        <w:rPr/>
+      </w:pPr>
+      <w:sdt>
+        <w:sdtPr>
+          <w:id w:val="-803951621"/>
+          <w:tag w:val="goog_rdk_2"/>
+        </w:sdtPr>
+        <w:sdtContent>
+          <w:r>
+            <w:rPr>
+              <w:rFonts w:ascii="Arial Unicode MS" w:cs="Arial Unicode MS" w:eastAsia="Arial Unicode MS" w:hAnsi="Arial Unicode MS"/>
+              <w:rtl w:val="0"/>
+            </w:rPr>
+            <w:t xml:space="preserve">플레이어는 </w:t>
+          </w:r>
+        </w:sdtContent>
+      </w:sdt>
+      <w:sdt>
+        <w:sdtPr>
+          <w:id w:val="-53781420"/>
+          <w:tag w:val="goog_rdk_3"/>
+        </w:sdtPr>
+        <w:sdtContent>
+          <w:r>
+            <w:rPr>
+              <w:rFonts w:ascii="Arial Unicode MS" w:cs="Arial Unicode MS" w:eastAsia="Arial Unicode MS" w:hAnsi="Arial Unicode MS"/>
+              <w:b w:val="1"/>
+              <w:rtl w:val="0"/>
+            </w:rPr>
+            <w:t xml:space="preserve">본관의 커다란 침실(본관 보스 제압 후 컷씬)</w:t>
+          </w:r>
+        </w:sdtContent>
+      </w:sdt>
+      <w:sdt>
+        <w:sdtPr>
+          <w:id w:val="59517410"/>
+          <w:tag w:val="goog_rdk_4"/>
+        </w:sdtPr>
+        <w:sdtContent>
+          <w:r>
+            <w:rPr>
+              <w:rFonts w:ascii="Arial Unicode MS" w:cs="Arial Unicode MS" w:eastAsia="Arial Unicode MS" w:hAnsi="Arial Unicode MS"/>
+              <w:rtl w:val="0"/>
+            </w:rPr>
+            <w:t xml:space="preserve"> 에서 시작</w:t>
+            <w:br w:type="textWrapping"/>
+          </w:r>
+        </w:sdtContent>
+      </w:sdt>
+      <w:r>
+        <w:rPr>
+          <w:rtl w:val="0"/>
+        </w:rPr>
       </w:r>
     </w:p>
     <w:p>
@@ -82,45 +138,75 @@
           <w:ilvl w:val="0"/>
           <w:numId w:val="3"/>
         </w:numPr>
-        <w:spacing w:after="240" w:before="0" w:beforeAutospacing="0" w:lineRule="auto"/>
+        <w:spacing w:after="240" w:before="0" w:lineRule="auto"/>
         <w:ind w:left="720" w:hanging="360"/>
-      </w:pPr>
-      <w:r>
-        <w:rPr>
-          <w:rFonts w:ascii="Arial Unicode MS" w:cs="Arial Unicode MS" w:eastAsia="Arial Unicode MS" w:hAnsi="Arial Unicode MS"/>
-          <w:rtl w:val="0"/>
-        </w:rPr>
-        <w:t xml:space="preserve">플레이 중 실패해도 </w:t>
-      </w:r>
-      <w:r>
-        <w:rPr>
-          <w:rFonts w:ascii="Arial Unicode MS" w:cs="Arial Unicode MS" w:eastAsia="Arial Unicode MS" w:hAnsi="Arial Unicode MS"/>
+        <w:rPr/>
+      </w:pPr>
+      <w:sdt>
+        <w:sdtPr>
+          <w:id w:val="-857326053"/>
+          <w:tag w:val="goog_rdk_5"/>
+        </w:sdtPr>
+        <w:sdtContent>
+          <w:r>
+            <w:rPr>
+              <w:rFonts w:ascii="Arial Unicode MS" w:cs="Arial Unicode MS" w:eastAsia="Arial Unicode MS" w:hAnsi="Arial Unicode MS"/>
+              <w:rtl w:val="0"/>
+            </w:rPr>
+            <w:t xml:space="preserve">플레이 중 실패해도 </w:t>
+          </w:r>
+        </w:sdtContent>
+      </w:sdt>
+      <w:sdt>
+        <w:sdtPr>
+          <w:id w:val="-380276224"/>
+          <w:tag w:val="goog_rdk_6"/>
+        </w:sdtPr>
+        <w:sdtContent>
+          <w:r>
+            <w:rPr>
+              <w:rFonts w:ascii="Arial Unicode MS" w:cs="Arial Unicode MS" w:eastAsia="Arial Unicode MS" w:hAnsi="Arial Unicode MS"/>
+              <w:b w:val="1"/>
+              <w:rtl w:val="0"/>
+            </w:rPr>
+            <w:t xml:space="preserve">은신처가 아닌 침실에서 재시작</w:t>
+          </w:r>
+        </w:sdtContent>
+      </w:sdt>
+      <w:r>
+        <w:rPr>
+          <w:rtl w:val="0"/>
+        </w:rPr>
+        <w:br w:type="textWrapping"/>
+      </w:r>
+    </w:p>
+    <w:p>
+      <w:pPr>
+        <w:spacing w:after="240" w:before="240" w:lineRule="auto"/>
+        <w:rPr>
           <w:b w:val="1"/>
-          <w:rtl w:val="0"/>
-        </w:rPr>
-        <w:t xml:space="preserve">은신처가 아닌 침실에서 재시작</w:t>
-      </w:r>
-      <w:r>
-        <w:rPr>
-          <w:rtl w:val="0"/>
-        </w:rPr>
-        <w:br w:type="textWrapping"/>
-      </w:r>
-    </w:p>
-    <w:p>
-      <w:pPr>
-        <w:spacing w:after="240" w:before="240" w:lineRule="auto"/>
-        <w:rPr>
-          <w:b w:val="1"/>
-        </w:rPr>
-      </w:pPr>
-      <w:r>
-        <w:rPr>
-          <w:rFonts w:ascii="Arial Unicode MS" w:cs="Arial Unicode MS" w:eastAsia="Arial Unicode MS" w:hAnsi="Arial Unicode MS"/>
-          <w:b w:val="1"/>
-          <w:rtl w:val="0"/>
-        </w:rPr>
-        <w:t xml:space="preserve">목표 흐름</w:t>
+        </w:rPr>
+      </w:pPr>
+      <w:sdt>
+        <w:sdtPr>
+          <w:id w:val="1936600628"/>
+          <w:tag w:val="goog_rdk_7"/>
+        </w:sdtPr>
+        <w:sdtContent>
+          <w:r>
+            <w:rPr>
+              <w:rFonts w:ascii="Arial Unicode MS" w:cs="Arial Unicode MS" w:eastAsia="Arial Unicode MS" w:hAnsi="Arial Unicode MS"/>
+              <w:b w:val="1"/>
+              <w:rtl w:val="0"/>
+            </w:rPr>
+            <w:t xml:space="preserve">목표 흐름</w:t>
+          </w:r>
+        </w:sdtContent>
+      </w:sdt>
+      <w:r>
+        <w:rPr>
+          <w:rtl w:val="0"/>
+        </w:rPr>
       </w:r>
     </w:p>
     <w:p>
@@ -129,16 +215,30 @@
           <w:ilvl w:val="0"/>
           <w:numId w:val="1"/>
         </w:numPr>
-        <w:spacing w:after="0" w:afterAutospacing="0" w:before="240" w:lineRule="auto"/>
+        <w:spacing w:after="0" w:before="240" w:lineRule="auto"/>
         <w:ind w:left="720" w:hanging="360"/>
-      </w:pPr>
-      <w:r>
-        <w:rPr>
-          <w:rFonts w:ascii="Arial Unicode MS" w:cs="Arial Unicode MS" w:eastAsia="Arial Unicode MS" w:hAnsi="Arial Unicode MS"/>
-          <w:rtl w:val="0"/>
-        </w:rPr>
-        <w:t xml:space="preserve">침실 → 계단 내려감 → 본관 뒤 숨겨진 별관 입구 발견</w:t>
-        <w:br w:type="textWrapping"/>
+        <w:rPr/>
+      </w:pPr>
+      <w:sdt>
+        <w:sdtPr>
+          <w:id w:val="-601527647"/>
+          <w:tag w:val="goog_rdk_8"/>
+        </w:sdtPr>
+        <w:sdtContent>
+          <w:r>
+            <w:rPr>
+              <w:rFonts w:ascii="Arial Unicode MS" w:cs="Arial Unicode MS" w:eastAsia="Arial Unicode MS" w:hAnsi="Arial Unicode MS"/>
+              <w:rtl w:val="0"/>
+            </w:rPr>
+            <w:t xml:space="preserve">침실 → 계단 내려감 → 본관 뒤 숨겨진 별관 입구 발견</w:t>
+            <w:br w:type="textWrapping"/>
+          </w:r>
+        </w:sdtContent>
+      </w:sdt>
+      <w:r>
+        <w:rPr>
+          <w:rtl w:val="0"/>
+        </w:rPr>
       </w:r>
     </w:p>
     <w:p>
@@ -147,16 +247,30 @@
           <w:ilvl w:val="0"/>
           <w:numId w:val="1"/>
         </w:numPr>
-        <w:spacing w:after="0" w:afterAutospacing="0" w:before="0" w:beforeAutospacing="0" w:lineRule="auto"/>
+        <w:spacing w:after="0" w:before="0" w:lineRule="auto"/>
         <w:ind w:left="720" w:hanging="360"/>
-      </w:pPr>
-      <w:r>
-        <w:rPr>
-          <w:rFonts w:ascii="Arial Unicode MS" w:cs="Arial Unicode MS" w:eastAsia="Arial Unicode MS" w:hAnsi="Arial Unicode MS"/>
-          <w:rtl w:val="0"/>
-        </w:rPr>
-        <w:t xml:space="preserve">입구로 진입 → 두 개의 건물(왼쪽 = 별관 건물, 오른쪽 = 사격장(무기/탄약고))</w:t>
-        <w:br w:type="textWrapping"/>
+        <w:rPr/>
+      </w:pPr>
+      <w:sdt>
+        <w:sdtPr>
+          <w:id w:val="-937042681"/>
+          <w:tag w:val="goog_rdk_9"/>
+        </w:sdtPr>
+        <w:sdtContent>
+          <w:r>
+            <w:rPr>
+              <w:rFonts w:ascii="Arial Unicode MS" w:cs="Arial Unicode MS" w:eastAsia="Arial Unicode MS" w:hAnsi="Arial Unicode MS"/>
+              <w:rtl w:val="0"/>
+            </w:rPr>
+            <w:t xml:space="preserve">입구로 진입 → 두 개의 건물(왼쪽 = 별관 건물, 오른쪽 = 사격장(무기/탄약고))</w:t>
+            <w:br w:type="textWrapping"/>
+          </w:r>
+        </w:sdtContent>
+      </w:sdt>
+      <w:r>
+        <w:rPr>
+          <w:rtl w:val="0"/>
+        </w:rPr>
       </w:r>
     </w:p>
     <w:p>
@@ -165,32 +279,62 @@
           <w:ilvl w:val="0"/>
           <w:numId w:val="1"/>
         </w:numPr>
-        <w:spacing w:after="0" w:afterAutospacing="0" w:before="0" w:beforeAutospacing="0" w:lineRule="auto"/>
+        <w:spacing w:after="0" w:before="0" w:lineRule="auto"/>
         <w:ind w:left="720" w:hanging="360"/>
-      </w:pPr>
-      <w:r>
-        <w:rPr>
-          <w:rFonts w:ascii="Arial Unicode MS" w:cs="Arial Unicode MS" w:eastAsia="Arial Unicode MS" w:hAnsi="Arial Unicode MS"/>
-          <w:b w:val="1"/>
-          <w:rtl w:val="0"/>
-        </w:rPr>
-        <w:t xml:space="preserve">왼쪽 건물(먼저 방문)</w:t>
-      </w:r>
-      <w:r>
-        <w:rPr>
-          <w:rFonts w:ascii="Arial Unicode MS" w:cs="Arial Unicode MS" w:eastAsia="Arial Unicode MS" w:hAnsi="Arial Unicode MS"/>
-          <w:rtl w:val="0"/>
-        </w:rPr>
-        <w:t xml:space="preserve">: 식량 창고 / 고급 화장실 / 밝은 침실 → 특정 퍼즐/행동으로 </w:t>
-      </w:r>
-      <w:r>
-        <w:rPr>
-          <w:rFonts w:ascii="Arial Unicode MS" w:cs="Arial Unicode MS" w:eastAsia="Arial Unicode MS" w:hAnsi="Arial Unicode MS"/>
-          <w:b w:val="1"/>
-          <w:rtl w:val="0"/>
-        </w:rPr>
-        <w:t xml:space="preserve">오른쪽 건물 열쇠 획득</w:t>
-        <w:br w:type="textWrapping"/>
+        <w:rPr/>
+      </w:pPr>
+      <w:sdt>
+        <w:sdtPr>
+          <w:id w:val="-1731188303"/>
+          <w:tag w:val="goog_rdk_10"/>
+        </w:sdtPr>
+        <w:sdtContent>
+          <w:r>
+            <w:rPr>
+              <w:rFonts w:ascii="Arial Unicode MS" w:cs="Arial Unicode MS" w:eastAsia="Arial Unicode MS" w:hAnsi="Arial Unicode MS"/>
+              <w:b w:val="1"/>
+              <w:rtl w:val="0"/>
+            </w:rPr>
+            <w:t xml:space="preserve">왼쪽 건물(먼저 방문)</w:t>
+          </w:r>
+        </w:sdtContent>
+      </w:sdt>
+      <w:sdt>
+        <w:sdtPr>
+          <w:id w:val="-993235818"/>
+          <w:tag w:val="goog_rdk_11"/>
+        </w:sdtPr>
+        <w:sdtContent>
+          <w:r>
+            <w:rPr>
+              <w:rFonts w:ascii="Arial Unicode MS" w:cs="Arial Unicode MS" w:eastAsia="Arial Unicode MS" w:hAnsi="Arial Unicode MS"/>
+              <w:rtl w:val="0"/>
+            </w:rPr>
+            <w:t xml:space="preserve">: 식량 창고 / 고급 화장실 / 밝은 침실 → 특정 퍼즐/행동으로 </w:t>
+          </w:r>
+        </w:sdtContent>
+      </w:sdt>
+      <w:sdt>
+        <w:sdtPr>
+          <w:id w:val="1613094200"/>
+          <w:tag w:val="goog_rdk_12"/>
+        </w:sdtPr>
+        <w:sdtContent>
+          <w:r>
+            <w:rPr>
+              <w:rFonts w:ascii="Arial Unicode MS" w:cs="Arial Unicode MS" w:eastAsia="Arial Unicode MS" w:hAnsi="Arial Unicode MS"/>
+              <w:b w:val="1"/>
+              <w:rtl w:val="0"/>
+            </w:rPr>
+            <w:t xml:space="preserve">오른쪽 건물 열쇠 획득</w:t>
+            <w:br w:type="textWrapping"/>
+          </w:r>
+        </w:sdtContent>
+      </w:sdt>
+      <w:r>
+        <w:rPr>
+          <w:rtl w:val="0"/>
+        </w:rPr>
       </w:r>
     </w:p>
     <w:p>
@@ -199,32 +343,62 @@
           <w:ilvl w:val="0"/>
           <w:numId w:val="1"/>
         </w:numPr>
-        <w:spacing w:after="0" w:afterAutospacing="0" w:before="0" w:beforeAutospacing="0" w:lineRule="auto"/>
+        <w:spacing w:after="0" w:before="0" w:lineRule="auto"/>
         <w:ind w:left="720" w:hanging="360"/>
-      </w:pPr>
-      <w:r>
-        <w:rPr>
-          <w:rFonts w:ascii="Arial Unicode MS" w:cs="Arial Unicode MS" w:eastAsia="Arial Unicode MS" w:hAnsi="Arial Unicode MS"/>
-          <w:b w:val="1"/>
-          <w:rtl w:val="0"/>
-        </w:rPr>
-        <w:t xml:space="preserve">오른쪽 건물(사격장)</w:t>
-      </w:r>
-      <w:r>
-        <w:rPr>
-          <w:rFonts w:ascii="Arial Unicode MS" w:cs="Arial Unicode MS" w:eastAsia="Arial Unicode MS" w:hAnsi="Arial Unicode MS"/>
-          <w:rtl w:val="0"/>
-        </w:rPr>
-        <w:t xml:space="preserve">: 무기·탄약고 포함, 내부에서 </w:t>
-      </w:r>
-      <w:r>
-        <w:rPr>
-          <w:rFonts w:ascii="Arial Unicode MS" w:cs="Arial Unicode MS" w:eastAsia="Arial Unicode MS" w:hAnsi="Arial Unicode MS"/>
-          <w:b w:val="1"/>
-          <w:rtl w:val="0"/>
-        </w:rPr>
-        <w:t xml:space="preserve">별관 보스 제압</w:t>
-        <w:br w:type="textWrapping"/>
+        <w:rPr/>
+      </w:pPr>
+      <w:sdt>
+        <w:sdtPr>
+          <w:id w:val="1732905980"/>
+          <w:tag w:val="goog_rdk_13"/>
+        </w:sdtPr>
+        <w:sdtContent>
+          <w:r>
+            <w:rPr>
+              <w:rFonts w:ascii="Arial Unicode MS" w:cs="Arial Unicode MS" w:eastAsia="Arial Unicode MS" w:hAnsi="Arial Unicode MS"/>
+              <w:b w:val="1"/>
+              <w:rtl w:val="0"/>
+            </w:rPr>
+            <w:t xml:space="preserve">오른쪽 건물(사격장)</w:t>
+          </w:r>
+        </w:sdtContent>
+      </w:sdt>
+      <w:sdt>
+        <w:sdtPr>
+          <w:id w:val="-755789786"/>
+          <w:tag w:val="goog_rdk_14"/>
+        </w:sdtPr>
+        <w:sdtContent>
+          <w:r>
+            <w:rPr>
+              <w:rFonts w:ascii="Arial Unicode MS" w:cs="Arial Unicode MS" w:eastAsia="Arial Unicode MS" w:hAnsi="Arial Unicode MS"/>
+              <w:rtl w:val="0"/>
+            </w:rPr>
+            <w:t xml:space="preserve">: 무기·탄약고 포함, 내부에서 </w:t>
+          </w:r>
+        </w:sdtContent>
+      </w:sdt>
+      <w:sdt>
+        <w:sdtPr>
+          <w:id w:val="-1421787365"/>
+          <w:tag w:val="goog_rdk_15"/>
+        </w:sdtPr>
+        <w:sdtContent>
+          <w:r>
+            <w:rPr>
+              <w:rFonts w:ascii="Arial Unicode MS" w:cs="Arial Unicode MS" w:eastAsia="Arial Unicode MS" w:hAnsi="Arial Unicode MS"/>
+              <w:b w:val="1"/>
+              <w:rtl w:val="0"/>
+            </w:rPr>
+            <w:t xml:space="preserve">별관 보스 제압</w:t>
+            <w:br w:type="textWrapping"/>
+          </w:r>
+        </w:sdtContent>
+      </w:sdt>
+      <w:r>
+        <w:rPr>
+          <w:rtl w:val="0"/>
+        </w:rPr>
       </w:r>
     </w:p>
     <w:p>
@@ -233,39 +407,77 @@
           <w:ilvl w:val="0"/>
           <w:numId w:val="1"/>
         </w:numPr>
-        <w:spacing w:after="240" w:before="0" w:beforeAutospacing="0" w:lineRule="auto"/>
+        <w:spacing w:after="240" w:before="0" w:lineRule="auto"/>
         <w:ind w:left="720" w:hanging="360"/>
-      </w:pPr>
-      <w:r>
-        <w:rPr>
-          <w:rFonts w:ascii="Arial Unicode MS" w:cs="Arial Unicode MS" w:eastAsia="Arial Unicode MS" w:hAnsi="Arial Unicode MS"/>
-          <w:rtl w:val="0"/>
-        </w:rPr>
-        <w:t xml:space="preserve">보스 제압 시 </w:t>
-      </w:r>
-      <w:r>
-        <w:rPr>
-          <w:rFonts w:ascii="Arial Unicode MS" w:cs="Arial Unicode MS" w:eastAsia="Arial Unicode MS" w:hAnsi="Arial Unicode MS"/>
-          <w:b w:val="1"/>
-          <w:rtl w:val="0"/>
-        </w:rPr>
-        <w:t xml:space="preserve">저택 입구를 여는 열쇠 획득</w:t>
-      </w:r>
-      <w:r>
-        <w:rPr>
-          <w:rFonts w:ascii="Arial Unicode MS" w:cs="Arial Unicode MS" w:eastAsia="Arial Unicode MS" w:hAnsi="Arial Unicode MS"/>
-          <w:rtl w:val="0"/>
-        </w:rPr>
-        <w:t xml:space="preserve"> → 정원으로 이동 → 조력자 자동차 탑승 → </w:t>
-      </w:r>
-      <w:r>
-        <w:rPr>
-          <w:rFonts w:ascii="Arial Unicode MS" w:cs="Arial Unicode MS" w:eastAsia="Arial Unicode MS" w:hAnsi="Arial Unicode MS"/>
-          <w:b w:val="1"/>
-          <w:rtl w:val="0"/>
-        </w:rPr>
-        <w:t xml:space="preserve">탈출 성공</w:t>
-        <w:br w:type="textWrapping"/>
+        <w:rPr/>
+      </w:pPr>
+      <w:sdt>
+        <w:sdtPr>
+          <w:id w:val="1826583835"/>
+          <w:tag w:val="goog_rdk_16"/>
+        </w:sdtPr>
+        <w:sdtContent>
+          <w:r>
+            <w:rPr>
+              <w:rFonts w:ascii="Arial Unicode MS" w:cs="Arial Unicode MS" w:eastAsia="Arial Unicode MS" w:hAnsi="Arial Unicode MS"/>
+              <w:rtl w:val="0"/>
+            </w:rPr>
+            <w:t xml:space="preserve">보스 제압 시 </w:t>
+          </w:r>
+        </w:sdtContent>
+      </w:sdt>
+      <w:sdt>
+        <w:sdtPr>
+          <w:id w:val="381621034"/>
+          <w:tag w:val="goog_rdk_17"/>
+        </w:sdtPr>
+        <w:sdtContent>
+          <w:r>
+            <w:rPr>
+              <w:rFonts w:ascii="Arial Unicode MS" w:cs="Arial Unicode MS" w:eastAsia="Arial Unicode MS" w:hAnsi="Arial Unicode MS"/>
+              <w:b w:val="1"/>
+              <w:rtl w:val="0"/>
+            </w:rPr>
+            <w:t xml:space="preserve">저택 입구를 여는 열쇠 획득</w:t>
+          </w:r>
+        </w:sdtContent>
+      </w:sdt>
+      <w:sdt>
+        <w:sdtPr>
+          <w:id w:val="607032225"/>
+          <w:tag w:val="goog_rdk_18"/>
+        </w:sdtPr>
+        <w:sdtContent>
+          <w:r>
+            <w:rPr>
+              <w:rFonts w:ascii="Arial Unicode MS" w:cs="Arial Unicode MS" w:eastAsia="Arial Unicode MS" w:hAnsi="Arial Unicode MS"/>
+              <w:rtl w:val="0"/>
+            </w:rPr>
+            <w:t xml:space="preserve"> → 정원으로 이동 → 정문 열고 조력자와 함께 탈출 → </w:t>
+          </w:r>
+        </w:sdtContent>
+      </w:sdt>
+      <w:sdt>
+        <w:sdtPr>
+          <w:id w:val="-526073563"/>
+          <w:tag w:val="goog_rdk_19"/>
+        </w:sdtPr>
+        <w:sdtContent>
+          <w:r>
+            <w:rPr>
+              <w:rFonts w:ascii="Arial Unicode MS" w:cs="Arial Unicode MS" w:eastAsia="Arial Unicode MS" w:hAnsi="Arial Unicode MS"/>
+              <w:b w:val="1"/>
+              <w:rtl w:val="0"/>
+            </w:rPr>
+            <w:t xml:space="preserve">탈출 성공</w:t>
+            <w:br w:type="textWrapping"/>
+          </w:r>
+        </w:sdtContent>
+      </w:sdt>
+      <w:r>
+        <w:rPr>
+          <w:rtl w:val="0"/>
+        </w:rPr>
       </w:r>
     </w:p>
     <w:p>
@@ -295,17 +507,30 @@
           <w:szCs w:val="46"/>
         </w:rPr>
       </w:pPr>
-      <w:bookmarkStart w:colFirst="0" w:colLast="0" w:name="_xl9u4hgsw7q6" w:id="1"/>
+      <w:bookmarkStart w:colFirst="0" w:colLast="0" w:name="_heading=h.7ygjwmxd7vcm" w:id="1"/>
       <w:bookmarkEnd w:id="1"/>
-      <w:r>
-        <w:rPr>
-          <w:rFonts w:ascii="Arial Unicode MS" w:cs="Arial Unicode MS" w:eastAsia="Arial Unicode MS" w:hAnsi="Arial Unicode MS"/>
-          <w:b w:val="1"/>
-          <w:sz w:val="46"/>
-          <w:szCs w:val="46"/>
-          <w:rtl w:val="0"/>
-        </w:rPr>
-        <w:t xml:space="preserve">구역별 세부 구성</w:t>
+      <w:sdt>
+        <w:sdtPr>
+          <w:id w:val="1828454738"/>
+          <w:tag w:val="goog_rdk_20"/>
+        </w:sdtPr>
+        <w:sdtContent>
+          <w:r>
+            <w:rPr>
+              <w:rFonts w:ascii="Arial Unicode MS" w:cs="Arial Unicode MS" w:eastAsia="Arial Unicode MS" w:hAnsi="Arial Unicode MS"/>
+              <w:b w:val="1"/>
+              <w:sz w:val="46"/>
+              <w:szCs w:val="46"/>
+              <w:rtl w:val="0"/>
+            </w:rPr>
+            <w:t xml:space="preserve">구역별 세부 구성</w:t>
+          </w:r>
+        </w:sdtContent>
+      </w:sdt>
+      <w:r>
+        <w:rPr>
+          <w:rtl w:val="0"/>
+        </w:rPr>
       </w:r>
     </w:p>
     <w:p>
@@ -320,17 +545,30 @@
           <w:szCs w:val="34"/>
         </w:rPr>
       </w:pPr>
-      <w:bookmarkStart w:colFirst="0" w:colLast="0" w:name="_68a07mpxlm8l" w:id="2"/>
+      <w:bookmarkStart w:colFirst="0" w:colLast="0" w:name="_heading=h.ao9ukgl42c9q" w:id="2"/>
       <w:bookmarkEnd w:id="2"/>
-      <w:r>
-        <w:rPr>
-          <w:rFonts w:ascii="Arial Unicode MS" w:cs="Arial Unicode MS" w:eastAsia="Arial Unicode MS" w:hAnsi="Arial Unicode MS"/>
-          <w:b w:val="1"/>
-          <w:sz w:val="34"/>
-          <w:szCs w:val="34"/>
-          <w:rtl w:val="0"/>
-        </w:rPr>
-        <w:t xml:space="preserve">A. 별관 외부</w:t>
+      <w:sdt>
+        <w:sdtPr>
+          <w:id w:val="671712658"/>
+          <w:tag w:val="goog_rdk_21"/>
+        </w:sdtPr>
+        <w:sdtContent>
+          <w:r>
+            <w:rPr>
+              <w:rFonts w:ascii="Arial Unicode MS" w:cs="Arial Unicode MS" w:eastAsia="Arial Unicode MS" w:hAnsi="Arial Unicode MS"/>
+              <w:b w:val="1"/>
+              <w:sz w:val="34"/>
+              <w:szCs w:val="34"/>
+              <w:rtl w:val="0"/>
+            </w:rPr>
+            <w:t xml:space="preserve">A. 별관 외부</w:t>
+          </w:r>
+        </w:sdtContent>
+      </w:sdt>
+      <w:r>
+        <w:rPr>
+          <w:rtl w:val="0"/>
+        </w:rPr>
       </w:r>
     </w:p>
     <w:p>
@@ -339,24 +577,46 @@
           <w:ilvl w:val="0"/>
           <w:numId w:val="4"/>
         </w:numPr>
-        <w:spacing w:after="0" w:afterAutospacing="0" w:before="240" w:lineRule="auto"/>
+        <w:spacing w:after="0" w:before="240" w:lineRule="auto"/>
         <w:ind w:left="720" w:hanging="360"/>
-      </w:pPr>
-      <w:r>
-        <w:rPr>
-          <w:rFonts w:ascii="Arial Unicode MS" w:cs="Arial Unicode MS" w:eastAsia="Arial Unicode MS" w:hAnsi="Arial Unicode MS"/>
-          <w:b w:val="1"/>
-          <w:rtl w:val="0"/>
-        </w:rPr>
-        <w:t xml:space="preserve">초소 </w:t>
-      </w:r>
-      <w:r>
-        <w:rPr>
-          <w:rFonts w:ascii="Arial Unicode MS" w:cs="Arial Unicode MS" w:eastAsia="Arial Unicode MS" w:hAnsi="Arial Unicode MS"/>
-          <w:rtl w:val="0"/>
-        </w:rPr>
-        <w:t xml:space="preserve">여러 곳 배치: 경호원 경계 중</w:t>
-        <w:br w:type="textWrapping"/>
+        <w:rPr/>
+      </w:pPr>
+      <w:sdt>
+        <w:sdtPr>
+          <w:id w:val="2085096241"/>
+          <w:tag w:val="goog_rdk_22"/>
+        </w:sdtPr>
+        <w:sdtContent>
+          <w:r>
+            <w:rPr>
+              <w:rFonts w:ascii="Arial Unicode MS" w:cs="Arial Unicode MS" w:eastAsia="Arial Unicode MS" w:hAnsi="Arial Unicode MS"/>
+              <w:b w:val="1"/>
+              <w:rtl w:val="0"/>
+            </w:rPr>
+            <w:t xml:space="preserve">초소 </w:t>
+          </w:r>
+        </w:sdtContent>
+      </w:sdt>
+      <w:sdt>
+        <w:sdtPr>
+          <w:id w:val="578531695"/>
+          <w:tag w:val="goog_rdk_23"/>
+        </w:sdtPr>
+        <w:sdtContent>
+          <w:r>
+            <w:rPr>
+              <w:rFonts w:ascii="Arial Unicode MS" w:cs="Arial Unicode MS" w:eastAsia="Arial Unicode MS" w:hAnsi="Arial Unicode MS"/>
+              <w:rtl w:val="0"/>
+            </w:rPr>
+            <w:t xml:space="preserve">여러 곳 배치: 경호원 경계 중</w:t>
+            <w:br w:type="textWrapping"/>
+          </w:r>
+        </w:sdtContent>
+      </w:sdt>
+      <w:r>
+        <w:rPr>
+          <w:rtl w:val="0"/>
+        </w:rPr>
       </w:r>
     </w:p>
     <w:p>
@@ -365,24 +625,46 @@
           <w:ilvl w:val="0"/>
           <w:numId w:val="4"/>
         </w:numPr>
-        <w:spacing w:after="0" w:afterAutospacing="0" w:before="0" w:beforeAutospacing="0" w:lineRule="auto"/>
+        <w:spacing w:after="0" w:before="0" w:lineRule="auto"/>
         <w:ind w:left="720" w:hanging="360"/>
-      </w:pPr>
-      <w:r>
-        <w:rPr>
-          <w:rFonts w:ascii="Arial Unicode MS" w:cs="Arial Unicode MS" w:eastAsia="Arial Unicode MS" w:hAnsi="Arial Unicode MS"/>
-          <w:b w:val="1"/>
-          <w:rtl w:val="0"/>
-        </w:rPr>
-        <w:t xml:space="preserve">순찰 패턴</w:t>
-      </w:r>
-      <w:r>
-        <w:rPr>
-          <w:rFonts w:ascii="Arial Unicode MS" w:cs="Arial Unicode MS" w:eastAsia="Arial Unicode MS" w:hAnsi="Arial Unicode MS"/>
-          <w:rtl w:val="0"/>
-        </w:rPr>
-        <w:t xml:space="preserve">: 루트 고정 + 일부 랜덤 대기. (시야 교차 지점에 긴장 유도 및 심리적 공포)</w:t>
-        <w:br w:type="textWrapping"/>
+        <w:rPr/>
+      </w:pPr>
+      <w:sdt>
+        <w:sdtPr>
+          <w:id w:val="-1664619477"/>
+          <w:tag w:val="goog_rdk_24"/>
+        </w:sdtPr>
+        <w:sdtContent>
+          <w:r>
+            <w:rPr>
+              <w:rFonts w:ascii="Arial Unicode MS" w:cs="Arial Unicode MS" w:eastAsia="Arial Unicode MS" w:hAnsi="Arial Unicode MS"/>
+              <w:b w:val="1"/>
+              <w:rtl w:val="0"/>
+            </w:rPr>
+            <w:t xml:space="preserve">순찰 패턴</w:t>
+          </w:r>
+        </w:sdtContent>
+      </w:sdt>
+      <w:sdt>
+        <w:sdtPr>
+          <w:id w:val="-269208398"/>
+          <w:tag w:val="goog_rdk_25"/>
+        </w:sdtPr>
+        <w:sdtContent>
+          <w:r>
+            <w:rPr>
+              <w:rFonts w:ascii="Arial Unicode MS" w:cs="Arial Unicode MS" w:eastAsia="Arial Unicode MS" w:hAnsi="Arial Unicode MS"/>
+              <w:rtl w:val="0"/>
+            </w:rPr>
+            <w:t xml:space="preserve">: 루트 고정 + 일부 랜덤 대기. (시야 교차 지점에 긴장 유도 및 심리적 공포)</w:t>
+            <w:br w:type="textWrapping"/>
+          </w:r>
+        </w:sdtContent>
+      </w:sdt>
+      <w:r>
+        <w:rPr>
+          <w:rtl w:val="0"/>
+        </w:rPr>
       </w:r>
     </w:p>
     <w:p>
@@ -391,16 +673,30 @@
           <w:ilvl w:val="0"/>
           <w:numId w:val="4"/>
         </w:numPr>
-        <w:spacing w:after="240" w:before="0" w:beforeAutospacing="0" w:lineRule="auto"/>
+        <w:spacing w:after="240" w:before="0" w:lineRule="auto"/>
         <w:ind w:left="720" w:hanging="360"/>
-      </w:pPr>
-      <w:r>
-        <w:rPr>
-          <w:rFonts w:ascii="Arial Unicode MS" w:cs="Arial Unicode MS" w:eastAsia="Arial Unicode MS" w:hAnsi="Arial Unicode MS"/>
-          <w:rtl w:val="0"/>
-        </w:rPr>
-        <w:t xml:space="preserve">은신 포인트: 덤불, 수풀, 저지대 울타리 등</w:t>
-        <w:br w:type="textWrapping"/>
+        <w:rPr/>
+      </w:pPr>
+      <w:sdt>
+        <w:sdtPr>
+          <w:id w:val="180682769"/>
+          <w:tag w:val="goog_rdk_26"/>
+        </w:sdtPr>
+        <w:sdtContent>
+          <w:r>
+            <w:rPr>
+              <w:rFonts w:ascii="Arial Unicode MS" w:cs="Arial Unicode MS" w:eastAsia="Arial Unicode MS" w:hAnsi="Arial Unicode MS"/>
+              <w:rtl w:val="0"/>
+            </w:rPr>
+            <w:t xml:space="preserve">은신 포인트: 덤불, 수풀, 저지대 울타리 등</w:t>
+            <w:br w:type="textWrapping"/>
+          </w:r>
+        </w:sdtContent>
+      </w:sdt>
+      <w:r>
+        <w:rPr>
+          <w:rtl w:val="0"/>
+        </w:rPr>
       </w:r>
     </w:p>
     <w:p>
@@ -415,18 +711,31 @@
           <w:szCs w:val="34"/>
         </w:rPr>
       </w:pPr>
-      <w:bookmarkStart w:colFirst="0" w:colLast="0" w:name="_gpgelvg6mj1c" w:id="3"/>
+      <w:bookmarkStart w:colFirst="0" w:colLast="0" w:name="_heading=h.nz2xgjd1gvw6" w:id="3"/>
       <w:bookmarkEnd w:id="3"/>
-      <w:r>
-        <w:rPr>
-          <w:rFonts w:ascii="Arial Unicode MS" w:cs="Arial Unicode MS" w:eastAsia="Arial Unicode MS" w:hAnsi="Arial Unicode MS"/>
-          <w:b w:val="1"/>
-          <w:sz w:val="34"/>
-          <w:szCs w:val="34"/>
-          <w:rtl w:val="0"/>
-        </w:rPr>
-        <w:t xml:space="preserve">B. 왼쪽 건물</w:t>
-        <w:br w:type="textWrapping"/>
+      <w:sdt>
+        <w:sdtPr>
+          <w:id w:val="-960484232"/>
+          <w:tag w:val="goog_rdk_27"/>
+        </w:sdtPr>
+        <w:sdtContent>
+          <w:r>
+            <w:rPr>
+              <w:rFonts w:ascii="Arial Unicode MS" w:cs="Arial Unicode MS" w:eastAsia="Arial Unicode MS" w:hAnsi="Arial Unicode MS"/>
+              <w:b w:val="1"/>
+              <w:sz w:val="34"/>
+              <w:szCs w:val="34"/>
+              <w:rtl w:val="0"/>
+            </w:rPr>
+            <w:t xml:space="preserve">B. 왼쪽 건물</w:t>
+            <w:br w:type="textWrapping"/>
+          </w:r>
+        </w:sdtContent>
+      </w:sdt>
+      <w:r>
+        <w:rPr>
+          <w:rtl w:val="0"/>
+        </w:rPr>
       </w:r>
     </w:p>
     <w:p>
@@ -435,18 +744,27 @@
           <w:ilvl w:val="0"/>
           <w:numId w:val="2"/>
         </w:numPr>
-        <w:spacing w:after="0" w:afterAutospacing="0" w:before="240" w:lineRule="auto"/>
+        <w:spacing w:after="0" w:before="240" w:lineRule="auto"/>
         <w:ind w:left="720" w:hanging="360"/>
-      </w:pPr>
-      <w:r>
-        <w:rPr>
-          <w:rFonts w:ascii="Arial Unicode MS" w:cs="Arial Unicode MS" w:eastAsia="Arial Unicode MS" w:hAnsi="Arial Unicode MS"/>
-          <w:b w:val="1"/>
-          <w:rtl w:val="0"/>
-        </w:rPr>
-        <w:t xml:space="preserve">방 1: 식량 창고</w:t>
-        <w:br w:type="textWrapping"/>
-      </w:r>
+        <w:rPr/>
+      </w:pPr>
+      <w:sdt>
+        <w:sdtPr>
+          <w:id w:val="-1746629600"/>
+          <w:tag w:val="goog_rdk_28"/>
+        </w:sdtPr>
+        <w:sdtContent>
+          <w:r>
+            <w:rPr>
+              <w:rFonts w:ascii="Arial Unicode MS" w:cs="Arial Unicode MS" w:eastAsia="Arial Unicode MS" w:hAnsi="Arial Unicode MS"/>
+              <w:b w:val="1"/>
+              <w:rtl w:val="0"/>
+            </w:rPr>
+            <w:t xml:space="preserve">방 1: 식량 창고</w:t>
+            <w:br w:type="textWrapping"/>
+          </w:r>
+        </w:sdtContent>
+      </w:sdt>
       <w:r>
         <w:rPr>
           <w:rtl w:val="0"/>
@@ -460,18 +778,27 @@
           <w:ilvl w:val="0"/>
           <w:numId w:val="2"/>
         </w:numPr>
-        <w:spacing w:after="0" w:afterAutospacing="0" w:before="0" w:beforeAutospacing="0" w:lineRule="auto"/>
+        <w:spacing w:after="0" w:before="0" w:lineRule="auto"/>
         <w:ind w:left="720" w:hanging="360"/>
-      </w:pPr>
-      <w:r>
-        <w:rPr>
-          <w:rFonts w:ascii="Arial Unicode MS" w:cs="Arial Unicode MS" w:eastAsia="Arial Unicode MS" w:hAnsi="Arial Unicode MS"/>
-          <w:b w:val="1"/>
-          <w:rtl w:val="0"/>
-        </w:rPr>
-        <w:t xml:space="preserve">방 2: 고급 화장실(욕실)</w:t>
-        <w:br w:type="textWrapping"/>
-      </w:r>
+        <w:rPr/>
+      </w:pPr>
+      <w:sdt>
+        <w:sdtPr>
+          <w:id w:val="198718287"/>
+          <w:tag w:val="goog_rdk_29"/>
+        </w:sdtPr>
+        <w:sdtContent>
+          <w:r>
+            <w:rPr>
+              <w:rFonts w:ascii="Arial Unicode MS" w:cs="Arial Unicode MS" w:eastAsia="Arial Unicode MS" w:hAnsi="Arial Unicode MS"/>
+              <w:b w:val="1"/>
+              <w:rtl w:val="0"/>
+            </w:rPr>
+            <w:t xml:space="preserve">방 2: 고급 화장실(욕실)</w:t>
+            <w:br w:type="textWrapping"/>
+          </w:r>
+        </w:sdtContent>
+      </w:sdt>
       <w:r>
         <w:rPr>
           <w:rtl w:val="0"/>
@@ -485,16 +812,30 @@
           <w:ilvl w:val="0"/>
           <w:numId w:val="2"/>
         </w:numPr>
-        <w:spacing w:after="240" w:before="0" w:beforeAutospacing="0" w:lineRule="auto"/>
+        <w:spacing w:after="240" w:before="0" w:lineRule="auto"/>
         <w:ind w:left="720" w:hanging="360"/>
-      </w:pPr>
-      <w:r>
-        <w:rPr>
-          <w:rFonts w:ascii="Arial Unicode MS" w:cs="Arial Unicode MS" w:eastAsia="Arial Unicode MS" w:hAnsi="Arial Unicode MS"/>
-          <w:b w:val="1"/>
-          <w:rtl w:val="0"/>
-        </w:rPr>
-        <w:t xml:space="preserve">방 3: 밝은 분위기의 침실</w:t>
+        <w:rPr/>
+      </w:pPr>
+      <w:sdt>
+        <w:sdtPr>
+          <w:id w:val="698320543"/>
+          <w:tag w:val="goog_rdk_30"/>
+        </w:sdtPr>
+        <w:sdtContent>
+          <w:r>
+            <w:rPr>
+              <w:rFonts w:ascii="Arial Unicode MS" w:cs="Arial Unicode MS" w:eastAsia="Arial Unicode MS" w:hAnsi="Arial Unicode MS"/>
+              <w:b w:val="1"/>
+              <w:rtl w:val="0"/>
+            </w:rPr>
+            <w:t xml:space="preserve">방 3: 밝은 분위기의 침실</w:t>
+          </w:r>
+        </w:sdtContent>
+      </w:sdt>
+      <w:r>
+        <w:rPr>
+          <w:rtl w:val="0"/>
+        </w:rPr>
       </w:r>
     </w:p>
     <w:p>
@@ -509,17 +850,30 @@
           <w:szCs w:val="34"/>
         </w:rPr>
       </w:pPr>
-      <w:bookmarkStart w:colFirst="0" w:colLast="0" w:name="_eyl1x23z9xr5" w:id="4"/>
+      <w:bookmarkStart w:colFirst="0" w:colLast="0" w:name="_heading=h.h719r9a86yif" w:id="4"/>
       <w:bookmarkEnd w:id="4"/>
-      <w:r>
-        <w:rPr>
-          <w:rFonts w:ascii="Arial Unicode MS" w:cs="Arial Unicode MS" w:eastAsia="Arial Unicode MS" w:hAnsi="Arial Unicode MS"/>
-          <w:b w:val="1"/>
-          <w:sz w:val="34"/>
-          <w:szCs w:val="34"/>
-          <w:rtl w:val="0"/>
-        </w:rPr>
-        <w:t xml:space="preserve">C. 오른쪽 건물</w:t>
+      <w:sdt>
+        <w:sdtPr>
+          <w:id w:val="1431665198"/>
+          <w:tag w:val="goog_rdk_31"/>
+        </w:sdtPr>
+        <w:sdtContent>
+          <w:r>
+            <w:rPr>
+              <w:rFonts w:ascii="Arial Unicode MS" w:cs="Arial Unicode MS" w:eastAsia="Arial Unicode MS" w:hAnsi="Arial Unicode MS"/>
+              <w:b w:val="1"/>
+              <w:sz w:val="34"/>
+              <w:szCs w:val="34"/>
+              <w:rtl w:val="0"/>
+            </w:rPr>
+            <w:t xml:space="preserve">C. 오른쪽 건물</w:t>
+          </w:r>
+        </w:sdtContent>
+      </w:sdt>
+      <w:r>
+        <w:rPr>
+          <w:rtl w:val="0"/>
+        </w:rPr>
       </w:r>
     </w:p>
     <w:p>
@@ -528,24 +882,46 @@
           <w:ilvl w:val="0"/>
           <w:numId w:val="5"/>
         </w:numPr>
-        <w:spacing w:after="0" w:afterAutospacing="0" w:before="240" w:lineRule="auto"/>
+        <w:spacing w:after="0" w:before="240" w:lineRule="auto"/>
         <w:ind w:left="720" w:hanging="360"/>
-      </w:pPr>
-      <w:r>
-        <w:rPr>
-          <w:rFonts w:ascii="Arial Unicode MS" w:cs="Arial Unicode MS" w:eastAsia="Arial Unicode MS" w:hAnsi="Arial Unicode MS"/>
-          <w:b w:val="1"/>
-          <w:rtl w:val="0"/>
-        </w:rPr>
-        <w:t xml:space="preserve">구조</w:t>
-      </w:r>
-      <w:r>
-        <w:rPr>
-          <w:rFonts w:ascii="Arial Unicode MS" w:cs="Arial Unicode MS" w:eastAsia="Arial Unicode MS" w:hAnsi="Arial Unicode MS"/>
-          <w:rtl w:val="0"/>
-        </w:rPr>
-        <w:t xml:space="preserve">: 사격장 + 무기 탄약고</w:t>
-        <w:br w:type="textWrapping"/>
+        <w:rPr/>
+      </w:pPr>
+      <w:sdt>
+        <w:sdtPr>
+          <w:id w:val="2143552462"/>
+          <w:tag w:val="goog_rdk_32"/>
+        </w:sdtPr>
+        <w:sdtContent>
+          <w:r>
+            <w:rPr>
+              <w:rFonts w:ascii="Arial Unicode MS" w:cs="Arial Unicode MS" w:eastAsia="Arial Unicode MS" w:hAnsi="Arial Unicode MS"/>
+              <w:b w:val="1"/>
+              <w:rtl w:val="0"/>
+            </w:rPr>
+            <w:t xml:space="preserve">구조</w:t>
+          </w:r>
+        </w:sdtContent>
+      </w:sdt>
+      <w:sdt>
+        <w:sdtPr>
+          <w:id w:val="825290009"/>
+          <w:tag w:val="goog_rdk_33"/>
+        </w:sdtPr>
+        <w:sdtContent>
+          <w:r>
+            <w:rPr>
+              <w:rFonts w:ascii="Arial Unicode MS" w:cs="Arial Unicode MS" w:eastAsia="Arial Unicode MS" w:hAnsi="Arial Unicode MS"/>
+              <w:rtl w:val="0"/>
+            </w:rPr>
+            <w:t xml:space="preserve">: 사격장 + 무기 탄약고</w:t>
+            <w:br w:type="textWrapping"/>
+          </w:r>
+        </w:sdtContent>
+      </w:sdt>
+      <w:r>
+        <w:rPr>
+          <w:rtl w:val="0"/>
+        </w:rPr>
       </w:r>
     </w:p>
     <w:p>
@@ -554,24 +930,46 @@
           <w:ilvl w:val="0"/>
           <w:numId w:val="5"/>
         </w:numPr>
-        <w:spacing w:after="0" w:afterAutospacing="0" w:before="0" w:beforeAutospacing="0" w:lineRule="auto"/>
+        <w:spacing w:after="0" w:before="0" w:lineRule="auto"/>
         <w:ind w:left="720" w:hanging="360"/>
-      </w:pPr>
-      <w:r>
-        <w:rPr>
-          <w:rFonts w:ascii="Arial Unicode MS" w:cs="Arial Unicode MS" w:eastAsia="Arial Unicode MS" w:hAnsi="Arial Unicode MS"/>
-          <w:b w:val="1"/>
-          <w:rtl w:val="0"/>
-        </w:rPr>
-        <w:t xml:space="preserve">진입 조건</w:t>
-      </w:r>
-      <w:r>
-        <w:rPr>
-          <w:rFonts w:ascii="Arial Unicode MS" w:cs="Arial Unicode MS" w:eastAsia="Arial Unicode MS" w:hAnsi="Arial Unicode MS"/>
-          <w:rtl w:val="0"/>
-        </w:rPr>
-        <w:t xml:space="preserve">: 왼쪽 건물에서 획득한 열쇠 필요(혹은 열쇠 조각 조합)</w:t>
-        <w:br w:type="textWrapping"/>
+        <w:rPr/>
+      </w:pPr>
+      <w:sdt>
+        <w:sdtPr>
+          <w:id w:val="-103799561"/>
+          <w:tag w:val="goog_rdk_34"/>
+        </w:sdtPr>
+        <w:sdtContent>
+          <w:r>
+            <w:rPr>
+              <w:rFonts w:ascii="Arial Unicode MS" w:cs="Arial Unicode MS" w:eastAsia="Arial Unicode MS" w:hAnsi="Arial Unicode MS"/>
+              <w:b w:val="1"/>
+              <w:rtl w:val="0"/>
+            </w:rPr>
+            <w:t xml:space="preserve">진입 조건</w:t>
+          </w:r>
+        </w:sdtContent>
+      </w:sdt>
+      <w:sdt>
+        <w:sdtPr>
+          <w:id w:val="1249438108"/>
+          <w:tag w:val="goog_rdk_35"/>
+        </w:sdtPr>
+        <w:sdtContent>
+          <w:r>
+            <w:rPr>
+              <w:rFonts w:ascii="Arial Unicode MS" w:cs="Arial Unicode MS" w:eastAsia="Arial Unicode MS" w:hAnsi="Arial Unicode MS"/>
+              <w:rtl w:val="0"/>
+            </w:rPr>
+            <w:t xml:space="preserve">: 왼쪽 건물에서 획득한 열쇠 필요(혹은 열쇠 조각 조합)</w:t>
+            <w:br w:type="textWrapping"/>
+          </w:r>
+        </w:sdtContent>
+      </w:sdt>
+      <w:r>
+        <w:rPr>
+          <w:rtl w:val="0"/>
+        </w:rPr>
       </w:r>
     </w:p>
     <w:p>
@@ -580,31 +978,48 @@
           <w:ilvl w:val="0"/>
           <w:numId w:val="5"/>
         </w:numPr>
-        <w:spacing w:after="0" w:afterAutospacing="0" w:before="0" w:beforeAutospacing="0" w:lineRule="auto"/>
+        <w:spacing w:after="0" w:before="0" w:lineRule="auto"/>
         <w:ind w:left="720" w:hanging="360"/>
-      </w:pPr>
-      <w:r>
-        <w:rPr>
-          <w:rFonts w:ascii="Arial Unicode MS" w:cs="Arial Unicode MS" w:eastAsia="Arial Unicode MS" w:hAnsi="Arial Unicode MS"/>
-          <w:b w:val="1"/>
-          <w:rtl w:val="0"/>
-        </w:rPr>
-        <w:t xml:space="preserve">별관 보스(군 장성)</w:t>
-      </w:r>
+        <w:rPr/>
+      </w:pPr>
+      <w:sdt>
+        <w:sdtPr>
+          <w:id w:val="-728714256"/>
+          <w:tag w:val="goog_rdk_36"/>
+        </w:sdtPr>
+        <w:sdtContent>
+          <w:r>
+            <w:rPr>
+              <w:rFonts w:ascii="Arial Unicode MS" w:cs="Arial Unicode MS" w:eastAsia="Arial Unicode MS" w:hAnsi="Arial Unicode MS"/>
+              <w:b w:val="1"/>
+              <w:rtl w:val="0"/>
+            </w:rPr>
+            <w:t xml:space="preserve">별관 보스(군 장성)</w:t>
+          </w:r>
+        </w:sdtContent>
+      </w:sdt>
       <w:r>
         <w:rPr>
           <w:rtl w:val="0"/>
         </w:rPr>
         <w:t xml:space="preserve"> </w:t>
       </w:r>
-      <w:r>
-        <w:rPr>
-          <w:rFonts w:ascii="Arial Unicode MS" w:cs="Arial Unicode MS" w:eastAsia="Arial Unicode MS" w:hAnsi="Arial Unicode MS"/>
-          <w:b w:val="1"/>
-          <w:rtl w:val="0"/>
-        </w:rPr>
-        <w:t xml:space="preserve">제압</w:t>
-      </w:r>
+      <w:sdt>
+        <w:sdtPr>
+          <w:id w:val="1592674426"/>
+          <w:tag w:val="goog_rdk_37"/>
+        </w:sdtPr>
+        <w:sdtContent>
+          <w:r>
+            <w:rPr>
+              <w:rFonts w:ascii="Arial Unicode MS" w:cs="Arial Unicode MS" w:eastAsia="Arial Unicode MS" w:hAnsi="Arial Unicode MS"/>
+              <w:b w:val="1"/>
+              <w:rtl w:val="0"/>
+            </w:rPr>
+            <w:t xml:space="preserve">제압</w:t>
+          </w:r>
+        </w:sdtContent>
+      </w:sdt>
       <w:r>
         <w:rPr>
           <w:rtl w:val="0"/>
@@ -618,30 +1033,60 @@
           <w:ilvl w:val="1"/>
           <w:numId w:val="5"/>
         </w:numPr>
-        <w:spacing w:after="240" w:before="0" w:beforeAutospacing="0" w:lineRule="auto"/>
+        <w:spacing w:after="240" w:before="0" w:lineRule="auto"/>
         <w:ind w:left="1440" w:hanging="360"/>
-      </w:pPr>
-      <w:r>
-        <w:rPr>
-          <w:rFonts w:ascii="Arial Unicode MS" w:cs="Arial Unicode MS" w:eastAsia="Arial Unicode MS" w:hAnsi="Arial Unicode MS"/>
-          <w:rtl w:val="0"/>
-        </w:rPr>
-        <w:t xml:space="preserve">보스 처치 보상: </w:t>
-      </w:r>
-      <w:r>
-        <w:rPr>
-          <w:rFonts w:ascii="Arial Unicode MS" w:cs="Arial Unicode MS" w:eastAsia="Arial Unicode MS" w:hAnsi="Arial Unicode MS"/>
-          <w:b w:val="1"/>
-          <w:rtl w:val="0"/>
-        </w:rPr>
-        <w:t xml:space="preserve">저택 입구 열쇠</w:t>
-      </w:r>
-      <w:r>
-        <w:rPr>
-          <w:rFonts w:ascii="Arial Unicode MS" w:cs="Arial Unicode MS" w:eastAsia="Arial Unicode MS" w:hAnsi="Arial Unicode MS"/>
-          <w:rtl w:val="0"/>
-        </w:rPr>
-        <w:t xml:space="preserve"> (최종 탈출용)</w:t>
+        <w:rPr/>
+      </w:pPr>
+      <w:sdt>
+        <w:sdtPr>
+          <w:id w:val="-2090087139"/>
+          <w:tag w:val="goog_rdk_38"/>
+        </w:sdtPr>
+        <w:sdtContent>
+          <w:r>
+            <w:rPr>
+              <w:rFonts w:ascii="Arial Unicode MS" w:cs="Arial Unicode MS" w:eastAsia="Arial Unicode MS" w:hAnsi="Arial Unicode MS"/>
+              <w:rtl w:val="0"/>
+            </w:rPr>
+            <w:t xml:space="preserve">보스 처치 보상: </w:t>
+          </w:r>
+        </w:sdtContent>
+      </w:sdt>
+      <w:sdt>
+        <w:sdtPr>
+          <w:id w:val="-1631469995"/>
+          <w:tag w:val="goog_rdk_39"/>
+        </w:sdtPr>
+        <w:sdtContent>
+          <w:r>
+            <w:rPr>
+              <w:rFonts w:ascii="Arial Unicode MS" w:cs="Arial Unicode MS" w:eastAsia="Arial Unicode MS" w:hAnsi="Arial Unicode MS"/>
+              <w:b w:val="1"/>
+              <w:rtl w:val="0"/>
+            </w:rPr>
+            <w:t xml:space="preserve">저택 입구 열쇠</w:t>
+          </w:r>
+        </w:sdtContent>
+      </w:sdt>
+      <w:sdt>
+        <w:sdtPr>
+          <w:id w:val="-329106869"/>
+          <w:tag w:val="goog_rdk_40"/>
+        </w:sdtPr>
+        <w:sdtContent>
+          <w:r>
+            <w:rPr>
+              <w:rFonts w:ascii="Arial Unicode MS" w:cs="Arial Unicode MS" w:eastAsia="Arial Unicode MS" w:hAnsi="Arial Unicode MS"/>
+              <w:rtl w:val="0"/>
+            </w:rPr>
+            <w:t xml:space="preserve"> (최종 탈출용)</w:t>
+          </w:r>
+        </w:sdtContent>
+      </w:sdt>
+      <w:r>
+        <w:rPr>
+          <w:rtl w:val="0"/>
+        </w:rPr>
       </w:r>
     </w:p>
     <w:p>
@@ -656,17 +1101,30 @@
           <w:szCs w:val="34"/>
         </w:rPr>
       </w:pPr>
-      <w:bookmarkStart w:colFirst="0" w:colLast="0" w:name="_in621yp6o8di" w:id="5"/>
+      <w:bookmarkStart w:colFirst="0" w:colLast="0" w:name="_heading=h.3qea1r2l1bj1" w:id="5"/>
       <w:bookmarkEnd w:id="5"/>
-      <w:r>
-        <w:rPr>
-          <w:rFonts w:ascii="Arial Unicode MS" w:cs="Arial Unicode MS" w:eastAsia="Arial Unicode MS" w:hAnsi="Arial Unicode MS"/>
-          <w:b w:val="1"/>
-          <w:sz w:val="34"/>
-          <w:szCs w:val="34"/>
-          <w:rtl w:val="0"/>
-        </w:rPr>
-        <w:t xml:space="preserve">D. 최종 탈출</w:t>
+      <w:sdt>
+        <w:sdtPr>
+          <w:id w:val="70704247"/>
+          <w:tag w:val="goog_rdk_41"/>
+        </w:sdtPr>
+        <w:sdtContent>
+          <w:r>
+            <w:rPr>
+              <w:rFonts w:ascii="Arial Unicode MS" w:cs="Arial Unicode MS" w:eastAsia="Arial Unicode MS" w:hAnsi="Arial Unicode MS"/>
+              <w:b w:val="1"/>
+              <w:sz w:val="34"/>
+              <w:szCs w:val="34"/>
+              <w:rtl w:val="0"/>
+            </w:rPr>
+            <w:t xml:space="preserve">D. 최종 탈출</w:t>
+          </w:r>
+        </w:sdtContent>
+      </w:sdt>
+      <w:r>
+        <w:rPr>
+          <w:rtl w:val="0"/>
+        </w:rPr>
       </w:r>
     </w:p>
     <w:p>
@@ -675,24 +1133,46 @@
           <w:ilvl w:val="0"/>
           <w:numId w:val="5"/>
         </w:numPr>
-        <w:spacing w:after="0" w:afterAutospacing="0" w:before="240" w:lineRule="auto"/>
+        <w:spacing w:after="0" w:before="240" w:lineRule="auto"/>
         <w:ind w:left="720" w:hanging="360"/>
-      </w:pPr>
-      <w:r>
-        <w:rPr>
-          <w:rFonts w:ascii="Arial Unicode MS" w:cs="Arial Unicode MS" w:eastAsia="Arial Unicode MS" w:hAnsi="Arial Unicode MS"/>
-          <w:b w:val="1"/>
-          <w:rtl w:val="0"/>
-        </w:rPr>
-        <w:t xml:space="preserve">흐름</w:t>
-      </w:r>
-      <w:r>
-        <w:rPr>
-          <w:rFonts w:ascii="Arial Unicode MS" w:cs="Arial Unicode MS" w:eastAsia="Arial Unicode MS" w:hAnsi="Arial Unicode MS"/>
-          <w:rtl w:val="0"/>
-        </w:rPr>
-        <w:t xml:space="preserve">: 별관 보스 제압 후 저택 입구 열쇠를 얻어서 잠겨있던 저택의 입구로 가야함</w:t>
-        <w:br w:type="textWrapping"/>
+        <w:rPr/>
+      </w:pPr>
+      <w:sdt>
+        <w:sdtPr>
+          <w:id w:val="-514300630"/>
+          <w:tag w:val="goog_rdk_42"/>
+        </w:sdtPr>
+        <w:sdtContent>
+          <w:r>
+            <w:rPr>
+              <w:rFonts w:ascii="Arial Unicode MS" w:cs="Arial Unicode MS" w:eastAsia="Arial Unicode MS" w:hAnsi="Arial Unicode MS"/>
+              <w:b w:val="1"/>
+              <w:rtl w:val="0"/>
+            </w:rPr>
+            <w:t xml:space="preserve">흐름</w:t>
+          </w:r>
+        </w:sdtContent>
+      </w:sdt>
+      <w:sdt>
+        <w:sdtPr>
+          <w:id w:val="-243127182"/>
+          <w:tag w:val="goog_rdk_43"/>
+        </w:sdtPr>
+        <w:sdtContent>
+          <w:r>
+            <w:rPr>
+              <w:rFonts w:ascii="Arial Unicode MS" w:cs="Arial Unicode MS" w:eastAsia="Arial Unicode MS" w:hAnsi="Arial Unicode MS"/>
+              <w:rtl w:val="0"/>
+            </w:rPr>
+            <w:t xml:space="preserve">: 별관 보스 제압 후 저택 입구 열쇠를 얻어서 잠겨있던 저택의 입구로 가야함</w:t>
+            <w:br w:type="textWrapping"/>
+          </w:r>
+        </w:sdtContent>
+      </w:sdt>
+      <w:r>
+        <w:rPr>
+          <w:rtl w:val="0"/>
+        </w:rPr>
       </w:r>
     </w:p>
     <w:p>
@@ -701,24 +1181,41 @@
           <w:ilvl w:val="0"/>
           <w:numId w:val="5"/>
         </w:numPr>
-        <w:spacing w:after="0" w:afterAutospacing="0" w:before="0" w:beforeAutospacing="0" w:lineRule="auto"/>
+        <w:spacing w:after="0" w:before="0" w:lineRule="auto"/>
         <w:ind w:left="720" w:hanging="360"/>
-      </w:pPr>
-      <w:r>
-        <w:rPr>
-          <w:rFonts w:ascii="Arial Unicode MS" w:cs="Arial Unicode MS" w:eastAsia="Arial Unicode MS" w:hAnsi="Arial Unicode MS"/>
-          <w:b w:val="1"/>
-          <w:rtl w:val="0"/>
-        </w:rPr>
-        <w:t xml:space="preserve">경호원 강화: </w:t>
-      </w:r>
-      <w:r>
-        <w:rPr>
-          <w:rFonts w:ascii="Arial Unicode MS" w:cs="Arial Unicode MS" w:eastAsia="Arial Unicode MS" w:hAnsi="Arial Unicode MS"/>
-          <w:rtl w:val="0"/>
-        </w:rPr>
-        <w:t xml:space="preserve">별관 보스를 제압하면 모든 경호원들의 경계 태세가 강화됨</w:t>
-      </w:r>
+        <w:rPr/>
+      </w:pPr>
+      <w:sdt>
+        <w:sdtPr>
+          <w:id w:val="-824048927"/>
+          <w:tag w:val="goog_rdk_44"/>
+        </w:sdtPr>
+        <w:sdtContent>
+          <w:r>
+            <w:rPr>
+              <w:rFonts w:ascii="Arial Unicode MS" w:cs="Arial Unicode MS" w:eastAsia="Arial Unicode MS" w:hAnsi="Arial Unicode MS"/>
+              <w:b w:val="1"/>
+              <w:rtl w:val="0"/>
+            </w:rPr>
+            <w:t xml:space="preserve">경호원 강화: </w:t>
+          </w:r>
+        </w:sdtContent>
+      </w:sdt>
+      <w:sdt>
+        <w:sdtPr>
+          <w:id w:val="-1265879864"/>
+          <w:tag w:val="goog_rdk_45"/>
+        </w:sdtPr>
+        <w:sdtContent>
+          <w:r>
+            <w:rPr>
+              <w:rFonts w:ascii="Arial Unicode MS" w:cs="Arial Unicode MS" w:eastAsia="Arial Unicode MS" w:hAnsi="Arial Unicode MS"/>
+              <w:rtl w:val="0"/>
+            </w:rPr>
+            <w:t xml:space="preserve">별관 보스를 제압하면 모든 경호원들의 경계 태세가 강화됨</w:t>
+          </w:r>
+        </w:sdtContent>
+      </w:sdt>
       <w:r>
         <w:rPr>
           <w:rtl w:val="0"/>
@@ -732,17 +1229,26 @@
           <w:ilvl w:val="0"/>
           <w:numId w:val="5"/>
         </w:numPr>
-        <w:spacing w:after="0" w:afterAutospacing="0" w:before="0" w:beforeAutospacing="0" w:lineRule="auto"/>
+        <w:spacing w:after="0" w:before="0" w:lineRule="auto"/>
         <w:ind w:left="720" w:hanging="360"/>
-      </w:pPr>
-      <w:r>
-        <w:rPr>
-          <w:rFonts w:ascii="Arial Unicode MS" w:cs="Arial Unicode MS" w:eastAsia="Arial Unicode MS" w:hAnsi="Arial Unicode MS"/>
-          <w:b w:val="1"/>
-          <w:rtl w:val="0"/>
-        </w:rPr>
-        <w:t xml:space="preserve">저택 입구 도착 및 탈출</w:t>
-      </w:r>
+        <w:rPr/>
+      </w:pPr>
+      <w:sdt>
+        <w:sdtPr>
+          <w:id w:val="1054465821"/>
+          <w:tag w:val="goog_rdk_46"/>
+        </w:sdtPr>
+        <w:sdtContent>
+          <w:r>
+            <w:rPr>
+              <w:rFonts w:ascii="Arial Unicode MS" w:cs="Arial Unicode MS" w:eastAsia="Arial Unicode MS" w:hAnsi="Arial Unicode MS"/>
+              <w:b w:val="1"/>
+              <w:rtl w:val="0"/>
+            </w:rPr>
+            <w:t xml:space="preserve">저택 입구 도착 및 탈출</w:t>
+          </w:r>
+        </w:sdtContent>
+      </w:sdt>
       <w:r>
         <w:rPr>
           <w:rtl w:val="0"/>
@@ -756,17 +1262,31 @@
           <w:ilvl w:val="1"/>
           <w:numId w:val="5"/>
         </w:numPr>
-        <w:spacing w:after="240" w:before="0" w:beforeAutospacing="0" w:lineRule="auto"/>
+        <w:spacing w:after="240" w:before="0" w:lineRule="auto"/>
         <w:ind w:left="1440" w:hanging="360"/>
-      </w:pPr>
-      <w:r>
-        <w:rPr>
-          <w:rFonts w:ascii="Arial Unicode MS" w:cs="Arial Unicode MS" w:eastAsia="Arial Unicode MS" w:hAnsi="Arial Unicode MS"/>
-          <w:rtl w:val="0"/>
-        </w:rPr>
-        <w:t xml:space="preserve">본래 잠겨있어서 우회하여 들어가야했던 저택의 입구를 열쇠로 열면</w:t>
-        <w:br w:type="textWrapping"/>
-        <w:t xml:space="preserve">조력자가 대기하고있으며 같이 차를 타고 도주하면 마무리</w:t>
+        <w:rPr/>
+      </w:pPr>
+      <w:sdt>
+        <w:sdtPr>
+          <w:id w:val="983262151"/>
+          <w:tag w:val="goog_rdk_47"/>
+        </w:sdtPr>
+        <w:sdtContent>
+          <w:r>
+            <w:rPr>
+              <w:rFonts w:ascii="Arial Unicode MS" w:cs="Arial Unicode MS" w:eastAsia="Arial Unicode MS" w:hAnsi="Arial Unicode MS"/>
+              <w:rtl w:val="0"/>
+            </w:rPr>
+            <w:t xml:space="preserve">본래 잠겨있어서 우회하여 들어가야했던 저택의 입구를 열쇠로 열면</w:t>
+            <w:br w:type="textWrapping"/>
+            <w:t xml:space="preserve">조력자가 대기하고있으며 같이 도주하면 마무리</w:t>
+          </w:r>
+        </w:sdtContent>
+      </w:sdt>
+      <w:r>
+        <w:rPr>
+          <w:rtl w:val="0"/>
+        </w:rPr>
       </w:r>
     </w:p>
     <w:p>
@@ -1500,6 +2020,20 @@
       <w:sz w:val="52"/>
       <w:szCs w:val="52"/>
     </w:rPr>
+  </w:style>
+  <w:style w:type="table" w:styleId="TableNormal" w:default="1">
+    <w:name w:val="TableNormal"/>
+    <w:tblPr>
+      <w:tblCellMar>
+        <w:top w:w="100.0" w:type="dxa"/>
+        <w:left w:w="100.0" w:type="dxa"/>
+        <w:bottom w:w="100.0" w:type="dxa"/>
+        <w:right w:w="100.0" w:type="dxa"/>
+      </w:tblCellMar>
+    </w:tblPr>
+  </w:style>
+  <w:style w:type="paragraph" w:styleId="Normal" w:default="1">
+    <w:name w:val="normal"/>
   </w:style>
   <w:style w:type="paragraph" w:styleId="Subtitle">
     <w:name w:val="Subtitle"/>
@@ -1840,4 +2374,19 @@
   </a:objectDefaults>
   <a:extraClrSchemeLst/>
 </a:theme>
+</file>
+
+<file path=customXML/item1.xml><?xml version="1.0" encoding="utf-8"?>
+<go:gDocsCustomXmlDataStorage xmlns:go="http://customooxmlschemas.google.com/" xmlns:r="http://schemas.openxmlformats.org/officeDocument/2006/relationships" uri="GoogleDocsCustomDataVersion2">
+  <go:docsCustomData xmlns:go="http://customooxmlschemas.google.com/" roundtripDataSignature="AMtx7miGxIPyhDktvO8f842yNHuRBUcZVQ==">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</go:docsCustomData>
+</go:gDocsCustomXmlDataStorage>
+</file>
+
+<file path=customXML/itemProps1.xml><?xml version="1.0" encoding="utf-8"?>
+<ds:datastoreItem xmlns:ds="http://schemas.openxmlformats.org/officeDocument/2006/customXml" ds:itemID="{11111111-1234-1234-1234-123412341234}">
+  <ds:schemaRefs>
+    <ds:schemaRef ds:uri="http://schemas.openxmlformats.org/officeDocument/2006/relationships"/>
+    <ds:schemaRef ds:uri="http://customooxmlschemas.google.com/"/>
+  </ds:schemaRefs>
+</ds:datastoreItem>
 </file>
--- a/Assets/Game_Design/별관 편 레벨 디자인.docx
+++ b/Assets/Game_Design/별관 편 레벨 디자인.docx
@@ -10,6 +10,7 @@
         <w:spacing w:before="480" w:lineRule="auto"/>
         <w:rPr>
           <w:b w:val="1"/>
+          <w:bCs w:val="1"/>
           <w:sz w:val="46"/>
           <w:szCs w:val="46"/>
         </w:rPr>
@@ -18,7 +19,7 @@
       <w:bookmarkEnd w:id="0"/>
       <w:sdt>
         <w:sdtPr>
-          <w:id w:val="-27602353"/>
+          <w:id w:val="-349236983"/>
           <w:tag w:val="goog_rdk_0"/>
         </w:sdtPr>
         <w:sdtContent>
@@ -26,6 +27,7 @@
             <w:rPr>
               <w:rFonts w:ascii="Arial Unicode MS" w:cs="Arial Unicode MS" w:eastAsia="Arial Unicode MS" w:hAnsi="Arial Unicode MS"/>
               <w:b w:val="1"/>
+              <w:bCs w:val="1"/>
               <w:sz w:val="46"/>
               <w:szCs w:val="46"/>
               <w:rtl w:val="0"/>
@@ -45,11 +47,12 @@
         <w:spacing w:after="240" w:before="240" w:lineRule="auto"/>
         <w:rPr>
           <w:b w:val="1"/>
-        </w:rPr>
-      </w:pPr>
-      <w:sdt>
-        <w:sdtPr>
-          <w:id w:val="-1070511234"/>
+          <w:bCs w:val="1"/>
+        </w:rPr>
+      </w:pPr>
+      <w:sdt>
+        <w:sdtPr>
+          <w:id w:val="-148252328"/>
           <w:tag w:val="goog_rdk_1"/>
         </w:sdtPr>
         <w:sdtContent>
@@ -57,6 +60,7 @@
             <w:rPr>
               <w:rFonts w:ascii="Arial Unicode MS" w:cs="Arial Unicode MS" w:eastAsia="Arial Unicode MS" w:hAnsi="Arial Unicode MS"/>
               <w:b w:val="1"/>
+              <w:bCs w:val="1"/>
               <w:rtl w:val="0"/>
             </w:rPr>
             <w:t xml:space="preserve">시작</w:t>
@@ -81,7 +85,7 @@
       </w:pPr>
       <w:sdt>
         <w:sdtPr>
-          <w:id w:val="-803951621"/>
+          <w:id w:val="342821352"/>
           <w:tag w:val="goog_rdk_2"/>
         </w:sdtPr>
         <w:sdtContent>
@@ -96,7 +100,7 @@
       </w:sdt>
       <w:sdt>
         <w:sdtPr>
-          <w:id w:val="-53781420"/>
+          <w:id w:val="1782663751"/>
           <w:tag w:val="goog_rdk_3"/>
         </w:sdtPr>
         <w:sdtContent>
@@ -104,15 +108,16 @@
             <w:rPr>
               <w:rFonts w:ascii="Arial Unicode MS" w:cs="Arial Unicode MS" w:eastAsia="Arial Unicode MS" w:hAnsi="Arial Unicode MS"/>
               <w:b w:val="1"/>
-              <w:rtl w:val="0"/>
-            </w:rPr>
-            <w:t xml:space="preserve">본관의 커다란 침실(본관 보스 제압 후 컷씬)</w:t>
-          </w:r>
-        </w:sdtContent>
-      </w:sdt>
-      <w:sdt>
-        <w:sdtPr>
-          <w:id w:val="59517410"/>
+              <w:bCs w:val="1"/>
+              <w:rtl w:val="0"/>
+            </w:rPr>
+            <w:t xml:space="preserve">본관의 커다란 침실(본관 보스 제압 후 스토리씬)</w:t>
+          </w:r>
+        </w:sdtContent>
+      </w:sdt>
+      <w:sdt>
+        <w:sdtPr>
+          <w:id w:val="-1069535634"/>
           <w:tag w:val="goog_rdk_4"/>
         </w:sdtPr>
         <w:sdtContent>
@@ -144,7 +149,7 @@
       </w:pPr>
       <w:sdt>
         <w:sdtPr>
-          <w:id w:val="-857326053"/>
+          <w:id w:val="215456511"/>
           <w:tag w:val="goog_rdk_5"/>
         </w:sdtPr>
         <w:sdtContent>
@@ -159,7 +164,7 @@
       </w:sdt>
       <w:sdt>
         <w:sdtPr>
-          <w:id w:val="-380276224"/>
+          <w:id w:val="1103017931"/>
           <w:tag w:val="goog_rdk_6"/>
         </w:sdtPr>
         <w:sdtContent>
@@ -167,6 +172,7 @@
             <w:rPr>
               <w:rFonts w:ascii="Arial Unicode MS" w:cs="Arial Unicode MS" w:eastAsia="Arial Unicode MS" w:hAnsi="Arial Unicode MS"/>
               <w:b w:val="1"/>
+              <w:bCs w:val="1"/>
               <w:rtl w:val="0"/>
             </w:rPr>
             <w:t xml:space="preserve">은신처가 아닌 침실에서 재시작</w:t>
@@ -185,11 +191,12 @@
         <w:spacing w:after="240" w:before="240" w:lineRule="auto"/>
         <w:rPr>
           <w:b w:val="1"/>
-        </w:rPr>
-      </w:pPr>
-      <w:sdt>
-        <w:sdtPr>
-          <w:id w:val="1936600628"/>
+          <w:bCs w:val="1"/>
+        </w:rPr>
+      </w:pPr>
+      <w:sdt>
+        <w:sdtPr>
+          <w:id w:val="-484641399"/>
           <w:tag w:val="goog_rdk_7"/>
         </w:sdtPr>
         <w:sdtContent>
@@ -197,6 +204,7 @@
             <w:rPr>
               <w:rFonts w:ascii="Arial Unicode MS" w:cs="Arial Unicode MS" w:eastAsia="Arial Unicode MS" w:hAnsi="Arial Unicode MS"/>
               <w:b w:val="1"/>
+              <w:bCs w:val="1"/>
               <w:rtl w:val="0"/>
             </w:rPr>
             <w:t xml:space="preserve">목표 흐름</w:t>
@@ -221,7 +229,7 @@
       </w:pPr>
       <w:sdt>
         <w:sdtPr>
-          <w:id w:val="-601527647"/>
+          <w:id w:val="-1619008554"/>
           <w:tag w:val="goog_rdk_8"/>
         </w:sdtPr>
         <w:sdtContent>
@@ -230,7 +238,7 @@
               <w:rFonts w:ascii="Arial Unicode MS" w:cs="Arial Unicode MS" w:eastAsia="Arial Unicode MS" w:hAnsi="Arial Unicode MS"/>
               <w:rtl w:val="0"/>
             </w:rPr>
-            <w:t xml:space="preserve">침실 → 계단 내려감 → 본관 뒤 숨겨진 별관 입구 발견</w:t>
+            <w:t xml:space="preserve">침실 → 본관 뒤 숨겨진 별관 입구 발견</w:t>
             <w:br w:type="textWrapping"/>
           </w:r>
         </w:sdtContent>
@@ -253,7 +261,7 @@
       </w:pPr>
       <w:sdt>
         <w:sdtPr>
-          <w:id w:val="-937042681"/>
+          <w:id w:val="-293517174"/>
           <w:tag w:val="goog_rdk_9"/>
         </w:sdtPr>
         <w:sdtContent>
@@ -285,7 +293,7 @@
       </w:pPr>
       <w:sdt>
         <w:sdtPr>
-          <w:id w:val="-1731188303"/>
+          <w:id w:val="874179836"/>
           <w:tag w:val="goog_rdk_10"/>
         </w:sdtPr>
         <w:sdtContent>
@@ -293,6 +301,7 @@
             <w:rPr>
               <w:rFonts w:ascii="Arial Unicode MS" w:cs="Arial Unicode MS" w:eastAsia="Arial Unicode MS" w:hAnsi="Arial Unicode MS"/>
               <w:b w:val="1"/>
+              <w:bCs w:val="1"/>
               <w:rtl w:val="0"/>
             </w:rPr>
             <w:t xml:space="preserve">왼쪽 건물(먼저 방문)</w:t>
@@ -301,7 +310,7 @@
       </w:sdt>
       <w:sdt>
         <w:sdtPr>
-          <w:id w:val="-993235818"/>
+          <w:id w:val="1328167250"/>
           <w:tag w:val="goog_rdk_11"/>
         </w:sdtPr>
         <w:sdtContent>
@@ -310,13 +319,13 @@
               <w:rFonts w:ascii="Arial Unicode MS" w:cs="Arial Unicode MS" w:eastAsia="Arial Unicode MS" w:hAnsi="Arial Unicode MS"/>
               <w:rtl w:val="0"/>
             </w:rPr>
-            <w:t xml:space="preserve">: 식량 창고 / 고급 화장실 / 밝은 침실 → 특정 퍼즐/행동으로 </w:t>
-          </w:r>
-        </w:sdtContent>
-      </w:sdt>
-      <w:sdt>
-        <w:sdtPr>
-          <w:id w:val="1613094200"/>
+            <w:t xml:space="preserve">: 식량 창고 / 고급 화장실 / 밝은 침실 → 각 방에서 열쇠 조각을 각각 1개, 총 3개를 획득하여 </w:t>
+          </w:r>
+        </w:sdtContent>
+      </w:sdt>
+      <w:sdt>
+        <w:sdtPr>
+          <w:id w:val="1050073118"/>
           <w:tag w:val="goog_rdk_12"/>
         </w:sdtPr>
         <w:sdtContent>
@@ -324,6 +333,7 @@
             <w:rPr>
               <w:rFonts w:ascii="Arial Unicode MS" w:cs="Arial Unicode MS" w:eastAsia="Arial Unicode MS" w:hAnsi="Arial Unicode MS"/>
               <w:b w:val="1"/>
+              <w:bCs w:val="1"/>
               <w:rtl w:val="0"/>
             </w:rPr>
             <w:t xml:space="preserve">오른쪽 건물 열쇠 획득</w:t>
@@ -349,7 +359,7 @@
       </w:pPr>
       <w:sdt>
         <w:sdtPr>
-          <w:id w:val="1732905980"/>
+          <w:id w:val="846163381"/>
           <w:tag w:val="goog_rdk_13"/>
         </w:sdtPr>
         <w:sdtContent>
@@ -357,6 +367,7 @@
             <w:rPr>
               <w:rFonts w:ascii="Arial Unicode MS" w:cs="Arial Unicode MS" w:eastAsia="Arial Unicode MS" w:hAnsi="Arial Unicode MS"/>
               <w:b w:val="1"/>
+              <w:bCs w:val="1"/>
               <w:rtl w:val="0"/>
             </w:rPr>
             <w:t xml:space="preserve">오른쪽 건물(사격장)</w:t>
@@ -365,7 +376,7 @@
       </w:sdt>
       <w:sdt>
         <w:sdtPr>
-          <w:id w:val="-755789786"/>
+          <w:id w:val="28370080"/>
           <w:tag w:val="goog_rdk_14"/>
         </w:sdtPr>
         <w:sdtContent>
@@ -380,7 +391,7 @@
       </w:sdt>
       <w:sdt>
         <w:sdtPr>
-          <w:id w:val="-1421787365"/>
+          <w:id w:val="-962127550"/>
           <w:tag w:val="goog_rdk_15"/>
         </w:sdtPr>
         <w:sdtContent>
@@ -388,6 +399,7 @@
             <w:rPr>
               <w:rFonts w:ascii="Arial Unicode MS" w:cs="Arial Unicode MS" w:eastAsia="Arial Unicode MS" w:hAnsi="Arial Unicode MS"/>
               <w:b w:val="1"/>
+              <w:bCs w:val="1"/>
               <w:rtl w:val="0"/>
             </w:rPr>
             <w:t xml:space="preserve">별관 보스 제압</w:t>
@@ -413,7 +425,7 @@
       </w:pPr>
       <w:sdt>
         <w:sdtPr>
-          <w:id w:val="1826583835"/>
+          <w:id w:val="-338119206"/>
           <w:tag w:val="goog_rdk_16"/>
         </w:sdtPr>
         <w:sdtContent>
@@ -428,7 +440,7 @@
       </w:sdt>
       <w:sdt>
         <w:sdtPr>
-          <w:id w:val="381621034"/>
+          <w:id w:val="1387792822"/>
           <w:tag w:val="goog_rdk_17"/>
         </w:sdtPr>
         <w:sdtContent>
@@ -436,6 +448,7 @@
             <w:rPr>
               <w:rFonts w:ascii="Arial Unicode MS" w:cs="Arial Unicode MS" w:eastAsia="Arial Unicode MS" w:hAnsi="Arial Unicode MS"/>
               <w:b w:val="1"/>
+              <w:bCs w:val="1"/>
               <w:rtl w:val="0"/>
             </w:rPr>
             <w:t xml:space="preserve">저택 입구를 여는 열쇠 획득</w:t>
@@ -444,7 +457,7 @@
       </w:sdt>
       <w:sdt>
         <w:sdtPr>
-          <w:id w:val="607032225"/>
+          <w:id w:val="1509722988"/>
           <w:tag w:val="goog_rdk_18"/>
         </w:sdtPr>
         <w:sdtContent>
@@ -459,7 +472,7 @@
       </w:sdt>
       <w:sdt>
         <w:sdtPr>
-          <w:id w:val="-526073563"/>
+          <w:id w:val="-444228332"/>
           <w:tag w:val="goog_rdk_19"/>
         </w:sdtPr>
         <w:sdtContent>
@@ -467,6 +480,7 @@
             <w:rPr>
               <w:rFonts w:ascii="Arial Unicode MS" w:cs="Arial Unicode MS" w:eastAsia="Arial Unicode MS" w:hAnsi="Arial Unicode MS"/>
               <w:b w:val="1"/>
+              <w:bCs w:val="1"/>
               <w:rtl w:val="0"/>
             </w:rPr>
             <w:t xml:space="preserve">탈출 성공</w:t>
@@ -503,6 +517,7 @@
         <w:spacing w:before="480" w:lineRule="auto"/>
         <w:rPr>
           <w:b w:val="1"/>
+          <w:bCs w:val="1"/>
           <w:sz w:val="46"/>
           <w:szCs w:val="46"/>
         </w:rPr>
@@ -511,7 +526,7 @@
       <w:bookmarkEnd w:id="1"/>
       <w:sdt>
         <w:sdtPr>
-          <w:id w:val="1828454738"/>
+          <w:id w:val="-569304700"/>
           <w:tag w:val="goog_rdk_20"/>
         </w:sdtPr>
         <w:sdtContent>
@@ -519,6 +534,7 @@
             <w:rPr>
               <w:rFonts w:ascii="Arial Unicode MS" w:cs="Arial Unicode MS" w:eastAsia="Arial Unicode MS" w:hAnsi="Arial Unicode MS"/>
               <w:b w:val="1"/>
+              <w:bCs w:val="1"/>
               <w:sz w:val="46"/>
               <w:szCs w:val="46"/>
               <w:rtl w:val="0"/>
@@ -541,6 +557,7 @@
         <w:spacing w:after="80" w:lineRule="auto"/>
         <w:rPr>
           <w:b w:val="1"/>
+          <w:bCs w:val="1"/>
           <w:sz w:val="34"/>
           <w:szCs w:val="34"/>
         </w:rPr>
@@ -549,7 +566,7 @@
       <w:bookmarkEnd w:id="2"/>
       <w:sdt>
         <w:sdtPr>
-          <w:id w:val="671712658"/>
+          <w:id w:val="-643997059"/>
           <w:tag w:val="goog_rdk_21"/>
         </w:sdtPr>
         <w:sdtContent>
@@ -557,6 +574,7 @@
             <w:rPr>
               <w:rFonts w:ascii="Arial Unicode MS" w:cs="Arial Unicode MS" w:eastAsia="Arial Unicode MS" w:hAnsi="Arial Unicode MS"/>
               <w:b w:val="1"/>
+              <w:bCs w:val="1"/>
               <w:sz w:val="34"/>
               <w:szCs w:val="34"/>
               <w:rtl w:val="0"/>
@@ -583,7 +601,7 @@
       </w:pPr>
       <w:sdt>
         <w:sdtPr>
-          <w:id w:val="2085096241"/>
+          <w:id w:val="1558566615"/>
           <w:tag w:val="goog_rdk_22"/>
         </w:sdtPr>
         <w:sdtContent>
@@ -591,6 +609,7 @@
             <w:rPr>
               <w:rFonts w:ascii="Arial Unicode MS" w:cs="Arial Unicode MS" w:eastAsia="Arial Unicode MS" w:hAnsi="Arial Unicode MS"/>
               <w:b w:val="1"/>
+              <w:bCs w:val="1"/>
               <w:rtl w:val="0"/>
             </w:rPr>
             <w:t xml:space="preserve">초소 </w:t>
@@ -599,7 +618,7 @@
       </w:sdt>
       <w:sdt>
         <w:sdtPr>
-          <w:id w:val="578531695"/>
+          <w:id w:val="-1680520695"/>
           <w:tag w:val="goog_rdk_23"/>
         </w:sdtPr>
         <w:sdtContent>
@@ -631,7 +650,7 @@
       </w:pPr>
       <w:sdt>
         <w:sdtPr>
-          <w:id w:val="-1664619477"/>
+          <w:id w:val="-1097870816"/>
           <w:tag w:val="goog_rdk_24"/>
         </w:sdtPr>
         <w:sdtContent>
@@ -639,6 +658,7 @@
             <w:rPr>
               <w:rFonts w:ascii="Arial Unicode MS" w:cs="Arial Unicode MS" w:eastAsia="Arial Unicode MS" w:hAnsi="Arial Unicode MS"/>
               <w:b w:val="1"/>
+              <w:bCs w:val="1"/>
               <w:rtl w:val="0"/>
             </w:rPr>
             <w:t xml:space="preserve">순찰 패턴</w:t>
@@ -647,7 +667,7 @@
       </w:sdt>
       <w:sdt>
         <w:sdtPr>
-          <w:id w:val="-269208398"/>
+          <w:id w:val="-352016531"/>
           <w:tag w:val="goog_rdk_25"/>
         </w:sdtPr>
         <w:sdtContent>
@@ -679,7 +699,7 @@
       </w:pPr>
       <w:sdt>
         <w:sdtPr>
-          <w:id w:val="180682769"/>
+          <w:id w:val="-1899861680"/>
           <w:tag w:val="goog_rdk_26"/>
         </w:sdtPr>
         <w:sdtContent>
@@ -707,6 +727,7 @@
         <w:spacing w:after="80" w:lineRule="auto"/>
         <w:rPr>
           <w:b w:val="1"/>
+          <w:bCs w:val="1"/>
           <w:sz w:val="34"/>
           <w:szCs w:val="34"/>
         </w:rPr>
@@ -715,7 +736,7 @@
       <w:bookmarkEnd w:id="3"/>
       <w:sdt>
         <w:sdtPr>
-          <w:id w:val="-960484232"/>
+          <w:id w:val="-1024365101"/>
           <w:tag w:val="goog_rdk_27"/>
         </w:sdtPr>
         <w:sdtContent>
@@ -723,6 +744,7 @@
             <w:rPr>
               <w:rFonts w:ascii="Arial Unicode MS" w:cs="Arial Unicode MS" w:eastAsia="Arial Unicode MS" w:hAnsi="Arial Unicode MS"/>
               <w:b w:val="1"/>
+              <w:bCs w:val="1"/>
               <w:sz w:val="34"/>
               <w:szCs w:val="34"/>
               <w:rtl w:val="0"/>
@@ -750,7 +772,7 @@
       </w:pPr>
       <w:sdt>
         <w:sdtPr>
-          <w:id w:val="-1746629600"/>
+          <w:id w:val="-1743885040"/>
           <w:tag w:val="goog_rdk_28"/>
         </w:sdtPr>
         <w:sdtContent>
@@ -758,6 +780,7 @@
             <w:rPr>
               <w:rFonts w:ascii="Arial Unicode MS" w:cs="Arial Unicode MS" w:eastAsia="Arial Unicode MS" w:hAnsi="Arial Unicode MS"/>
               <w:b w:val="1"/>
+              <w:bCs w:val="1"/>
               <w:rtl w:val="0"/>
             </w:rPr>
             <w:t xml:space="preserve">방 1: 식량 창고</w:t>
@@ -784,7 +807,7 @@
       </w:pPr>
       <w:sdt>
         <w:sdtPr>
-          <w:id w:val="198718287"/>
+          <w:id w:val="-1473354862"/>
           <w:tag w:val="goog_rdk_29"/>
         </w:sdtPr>
         <w:sdtContent>
@@ -792,6 +815,7 @@
             <w:rPr>
               <w:rFonts w:ascii="Arial Unicode MS" w:cs="Arial Unicode MS" w:eastAsia="Arial Unicode MS" w:hAnsi="Arial Unicode MS"/>
               <w:b w:val="1"/>
+              <w:bCs w:val="1"/>
               <w:rtl w:val="0"/>
             </w:rPr>
             <w:t xml:space="preserve">방 2: 고급 화장실(욕실)</w:t>
@@ -818,7 +842,7 @@
       </w:pPr>
       <w:sdt>
         <w:sdtPr>
-          <w:id w:val="698320543"/>
+          <w:id w:val="-478835806"/>
           <w:tag w:val="goog_rdk_30"/>
         </w:sdtPr>
         <w:sdtContent>
@@ -826,6 +850,7 @@
             <w:rPr>
               <w:rFonts w:ascii="Arial Unicode MS" w:cs="Arial Unicode MS" w:eastAsia="Arial Unicode MS" w:hAnsi="Arial Unicode MS"/>
               <w:b w:val="1"/>
+              <w:bCs w:val="1"/>
               <w:rtl w:val="0"/>
             </w:rPr>
             <w:t xml:space="preserve">방 3: 밝은 분위기의 침실</w:t>
@@ -846,6 +871,7 @@
         <w:spacing w:after="80" w:lineRule="auto"/>
         <w:rPr>
           <w:b w:val="1"/>
+          <w:bCs w:val="1"/>
           <w:sz w:val="34"/>
           <w:szCs w:val="34"/>
         </w:rPr>
@@ -854,7 +880,7 @@
       <w:bookmarkEnd w:id="4"/>
       <w:sdt>
         <w:sdtPr>
-          <w:id w:val="1431665198"/>
+          <w:id w:val="1564359096"/>
           <w:tag w:val="goog_rdk_31"/>
         </w:sdtPr>
         <w:sdtContent>
@@ -862,6 +888,7 @@
             <w:rPr>
               <w:rFonts w:ascii="Arial Unicode MS" w:cs="Arial Unicode MS" w:eastAsia="Arial Unicode MS" w:hAnsi="Arial Unicode MS"/>
               <w:b w:val="1"/>
+              <w:bCs w:val="1"/>
               <w:sz w:val="34"/>
               <w:szCs w:val="34"/>
               <w:rtl w:val="0"/>
@@ -888,7 +915,7 @@
       </w:pPr>
       <w:sdt>
         <w:sdtPr>
-          <w:id w:val="2143552462"/>
+          <w:id w:val="1313412582"/>
           <w:tag w:val="goog_rdk_32"/>
         </w:sdtPr>
         <w:sdtContent>
@@ -896,6 +923,7 @@
             <w:rPr>
               <w:rFonts w:ascii="Arial Unicode MS" w:cs="Arial Unicode MS" w:eastAsia="Arial Unicode MS" w:hAnsi="Arial Unicode MS"/>
               <w:b w:val="1"/>
+              <w:bCs w:val="1"/>
               <w:rtl w:val="0"/>
             </w:rPr>
             <w:t xml:space="preserve">구조</w:t>
@@ -904,7 +932,7 @@
       </w:sdt>
       <w:sdt>
         <w:sdtPr>
-          <w:id w:val="825290009"/>
+          <w:id w:val="-1508196207"/>
           <w:tag w:val="goog_rdk_33"/>
         </w:sdtPr>
         <w:sdtContent>
@@ -936,7 +964,7 @@
       </w:pPr>
       <w:sdt>
         <w:sdtPr>
-          <w:id w:val="-103799561"/>
+          <w:id w:val="673738854"/>
           <w:tag w:val="goog_rdk_34"/>
         </w:sdtPr>
         <w:sdtContent>
@@ -944,6 +972,7 @@
             <w:rPr>
               <w:rFonts w:ascii="Arial Unicode MS" w:cs="Arial Unicode MS" w:eastAsia="Arial Unicode MS" w:hAnsi="Arial Unicode MS"/>
               <w:b w:val="1"/>
+              <w:bCs w:val="1"/>
               <w:rtl w:val="0"/>
             </w:rPr>
             <w:t xml:space="preserve">진입 조건</w:t>
@@ -952,7 +981,7 @@
       </w:sdt>
       <w:sdt>
         <w:sdtPr>
-          <w:id w:val="1249438108"/>
+          <w:id w:val="-1786860649"/>
           <w:tag w:val="goog_rdk_35"/>
         </w:sdtPr>
         <w:sdtContent>
@@ -961,7 +990,7 @@
               <w:rFonts w:ascii="Arial Unicode MS" w:cs="Arial Unicode MS" w:eastAsia="Arial Unicode MS" w:hAnsi="Arial Unicode MS"/>
               <w:rtl w:val="0"/>
             </w:rPr>
-            <w:t xml:space="preserve">: 왼쪽 건물에서 획득한 열쇠 필요(혹은 열쇠 조각 조합)</w:t>
+            <w:t xml:space="preserve">: 왼쪽 건물에서 획득한 열쇠 필요(열쇠 조각 3개 조합)</w:t>
             <w:br w:type="textWrapping"/>
           </w:r>
         </w:sdtContent>
@@ -984,7 +1013,7 @@
       </w:pPr>
       <w:sdt>
         <w:sdtPr>
-          <w:id w:val="-728714256"/>
+          <w:id w:val="-1553676945"/>
           <w:tag w:val="goog_rdk_36"/>
         </w:sdtPr>
         <w:sdtContent>
@@ -992,6 +1021,7 @@
             <w:rPr>
               <w:rFonts w:ascii="Arial Unicode MS" w:cs="Arial Unicode MS" w:eastAsia="Arial Unicode MS" w:hAnsi="Arial Unicode MS"/>
               <w:b w:val="1"/>
+              <w:bCs w:val="1"/>
               <w:rtl w:val="0"/>
             </w:rPr>
             <w:t xml:space="preserve">별관 보스(군 장성)</w:t>
@@ -1006,7 +1036,7 @@
       </w:r>
       <w:sdt>
         <w:sdtPr>
-          <w:id w:val="1592674426"/>
+          <w:id w:val="-1841063939"/>
           <w:tag w:val="goog_rdk_37"/>
         </w:sdtPr>
         <w:sdtContent>
@@ -1014,6 +1044,7 @@
             <w:rPr>
               <w:rFonts w:ascii="Arial Unicode MS" w:cs="Arial Unicode MS" w:eastAsia="Arial Unicode MS" w:hAnsi="Arial Unicode MS"/>
               <w:b w:val="1"/>
+              <w:bCs w:val="1"/>
               <w:rtl w:val="0"/>
             </w:rPr>
             <w:t xml:space="preserve">제압</w:t>
@@ -1039,7 +1070,7 @@
       </w:pPr>
       <w:sdt>
         <w:sdtPr>
-          <w:id w:val="-2090087139"/>
+          <w:id w:val="-933966648"/>
           <w:tag w:val="goog_rdk_38"/>
         </w:sdtPr>
         <w:sdtContent>
@@ -1054,7 +1085,7 @@
       </w:sdt>
       <w:sdt>
         <w:sdtPr>
-          <w:id w:val="-1631469995"/>
+          <w:id w:val="1779255695"/>
           <w:tag w:val="goog_rdk_39"/>
         </w:sdtPr>
         <w:sdtContent>
@@ -1062,6 +1093,7 @@
             <w:rPr>
               <w:rFonts w:ascii="Arial Unicode MS" w:cs="Arial Unicode MS" w:eastAsia="Arial Unicode MS" w:hAnsi="Arial Unicode MS"/>
               <w:b w:val="1"/>
+              <w:bCs w:val="1"/>
               <w:rtl w:val="0"/>
             </w:rPr>
             <w:t xml:space="preserve">저택 입구 열쇠</w:t>
@@ -1070,7 +1102,7 @@
       </w:sdt>
       <w:sdt>
         <w:sdtPr>
-          <w:id w:val="-329106869"/>
+          <w:id w:val="-1719877964"/>
           <w:tag w:val="goog_rdk_40"/>
         </w:sdtPr>
         <w:sdtContent>
@@ -1097,6 +1129,7 @@
         <w:spacing w:after="80" w:lineRule="auto"/>
         <w:rPr>
           <w:b w:val="1"/>
+          <w:bCs w:val="1"/>
           <w:sz w:val="34"/>
           <w:szCs w:val="34"/>
         </w:rPr>
@@ -1105,7 +1138,7 @@
       <w:bookmarkEnd w:id="5"/>
       <w:sdt>
         <w:sdtPr>
-          <w:id w:val="70704247"/>
+          <w:id w:val="748050055"/>
           <w:tag w:val="goog_rdk_41"/>
         </w:sdtPr>
         <w:sdtContent>
@@ -1113,6 +1146,7 @@
             <w:rPr>
               <w:rFonts w:ascii="Arial Unicode MS" w:cs="Arial Unicode MS" w:eastAsia="Arial Unicode MS" w:hAnsi="Arial Unicode MS"/>
               <w:b w:val="1"/>
+              <w:bCs w:val="1"/>
               <w:sz w:val="34"/>
               <w:szCs w:val="34"/>
               <w:rtl w:val="0"/>
@@ -1139,7 +1173,7 @@
       </w:pPr>
       <w:sdt>
         <w:sdtPr>
-          <w:id w:val="-514300630"/>
+          <w:id w:val="136036054"/>
           <w:tag w:val="goog_rdk_42"/>
         </w:sdtPr>
         <w:sdtContent>
@@ -1147,6 +1181,7 @@
             <w:rPr>
               <w:rFonts w:ascii="Arial Unicode MS" w:cs="Arial Unicode MS" w:eastAsia="Arial Unicode MS" w:hAnsi="Arial Unicode MS"/>
               <w:b w:val="1"/>
+              <w:bCs w:val="1"/>
               <w:rtl w:val="0"/>
             </w:rPr>
             <w:t xml:space="preserve">흐름</w:t>
@@ -1155,7 +1190,7 @@
       </w:sdt>
       <w:sdt>
         <w:sdtPr>
-          <w:id w:val="-243127182"/>
+          <w:id w:val="1870769384"/>
           <w:tag w:val="goog_rdk_43"/>
         </w:sdtPr>
         <w:sdtContent>
@@ -1187,7 +1222,7 @@
       </w:pPr>
       <w:sdt>
         <w:sdtPr>
-          <w:id w:val="-824048927"/>
+          <w:id w:val="-1343135978"/>
           <w:tag w:val="goog_rdk_44"/>
         </w:sdtPr>
         <w:sdtContent>
@@ -1195,6 +1230,7 @@
             <w:rPr>
               <w:rFonts w:ascii="Arial Unicode MS" w:cs="Arial Unicode MS" w:eastAsia="Arial Unicode MS" w:hAnsi="Arial Unicode MS"/>
               <w:b w:val="1"/>
+              <w:bCs w:val="1"/>
               <w:rtl w:val="0"/>
             </w:rPr>
             <w:t xml:space="preserve">경호원 강화: </w:t>
@@ -1203,7 +1239,7 @@
       </w:sdt>
       <w:sdt>
         <w:sdtPr>
-          <w:id w:val="-1265879864"/>
+          <w:id w:val="-254300203"/>
           <w:tag w:val="goog_rdk_45"/>
         </w:sdtPr>
         <w:sdtContent>
@@ -1212,7 +1248,7 @@
               <w:rFonts w:ascii="Arial Unicode MS" w:cs="Arial Unicode MS" w:eastAsia="Arial Unicode MS" w:hAnsi="Arial Unicode MS"/>
               <w:rtl w:val="0"/>
             </w:rPr>
-            <w:t xml:space="preserve">별관 보스를 제압하면 모든 경호원들의 경계 태세가 강화됨</w:t>
+            <w:t xml:space="preserve">별관 보스를 제압하면 모든 경호원들의 경계 태세가 ? 상태로 강화됨</w:t>
           </w:r>
         </w:sdtContent>
       </w:sdt>
@@ -1235,7 +1271,7 @@
       </w:pPr>
       <w:sdt>
         <w:sdtPr>
-          <w:id w:val="1054465821"/>
+          <w:id w:val="1394803318"/>
           <w:tag w:val="goog_rdk_46"/>
         </w:sdtPr>
         <w:sdtContent>
@@ -1243,6 +1279,7 @@
             <w:rPr>
               <w:rFonts w:ascii="Arial Unicode MS" w:cs="Arial Unicode MS" w:eastAsia="Arial Unicode MS" w:hAnsi="Arial Unicode MS"/>
               <w:b w:val="1"/>
+              <w:bCs w:val="1"/>
               <w:rtl w:val="0"/>
             </w:rPr>
             <w:t xml:space="preserve">저택 입구 도착 및 탈출</w:t>
@@ -1268,7 +1305,7 @@
       </w:pPr>
       <w:sdt>
         <w:sdtPr>
-          <w:id w:val="983262151"/>
+          <w:id w:val="1032641200"/>
           <w:tag w:val="goog_rdk_47"/>
         </w:sdtPr>
         <w:sdtContent>
@@ -1936,6 +1973,7 @@
     </w:pPr>
     <w:rPr>
       <w:b w:val="0"/>
+      <w:bCs w:val="0"/>
       <w:sz w:val="32"/>
       <w:szCs w:val="32"/>
     </w:rPr>
@@ -1952,6 +1990,7 @@
     </w:pPr>
     <w:rPr>
       <w:b w:val="0"/>
+      <w:bCs w:val="0"/>
       <w:color w:val="434343"/>
       <w:sz w:val="28"/>
       <w:szCs w:val="28"/>
@@ -2001,6 +2040,7 @@
     </w:pPr>
     <w:rPr>
       <w:i w:val="1"/>
+      <w:iCs w:val="1"/>
       <w:color w:val="666666"/>
       <w:sz w:val="22"/>
       <w:szCs w:val="22"/>
@@ -2048,6 +2088,7 @@
     <w:rPr>
       <w:rFonts w:ascii="Arial" w:cs="Arial" w:eastAsia="Arial" w:hAnsi="Arial"/>
       <w:i w:val="0"/>
+      <w:iCs w:val="0"/>
       <w:color w:val="666666"/>
       <w:sz w:val="30"/>
       <w:szCs w:val="30"/>
